--- a/开题提交/新开题/报告-答辩 - 副本0328.docx
+++ b/开题提交/新开题/报告-答辩 - 副本0328.docx
@@ -159,8 +159,16 @@
         <w:rPr>
           <w:rFonts w:ascii="宋体" w:eastAsia="宋体" w:hAnsi="宋体" w:hint="eastAsia"/>
         </w:rPr>
-        <w:t>组学规模</w:t>
-      </w:r>
+        <w:t>组</w:t>
+      </w:r>
+      <w:proofErr w:type="gramStart"/>
+      <w:r>
+        <w:rPr>
+          <w:rFonts w:ascii="宋体" w:eastAsia="宋体" w:hAnsi="宋体" w:hint="eastAsia"/>
+        </w:rPr>
+        <w:t>学规模</w:t>
+      </w:r>
+      <w:proofErr w:type="gramEnd"/>
       <w:r>
         <w:rPr>
           <w:rFonts w:ascii="宋体" w:eastAsia="宋体" w:hAnsi="宋体" w:hint="eastAsia"/>
@@ -217,7 +225,21 @@
         <w:rPr>
           <w:rFonts w:ascii="宋体" w:eastAsia="宋体" w:hAnsi="宋体" w:hint="eastAsia"/>
         </w:rPr>
-        <w:t>蛋白质通过复杂的相互作用网络发挥作用，这些网络几乎调控着所有的生物过程。破译这些相互作用网络对</w:t>
+        <w:t>蛋白质通过复杂的相互作用网络发挥作用，这些网络几乎</w:t>
+      </w:r>
+      <w:proofErr w:type="gramStart"/>
+      <w:r>
+        <w:rPr>
+          <w:rFonts w:ascii="宋体" w:eastAsia="宋体" w:hAnsi="宋体" w:hint="eastAsia"/>
+        </w:rPr>
+        <w:t>调控着</w:t>
+      </w:r>
+      <w:proofErr w:type="gramEnd"/>
+      <w:r>
+        <w:rPr>
+          <w:rFonts w:ascii="宋体" w:eastAsia="宋体" w:hAnsi="宋体" w:hint="eastAsia"/>
+        </w:rPr>
+        <w:t>所有的生物过程。破译这些相互作用网络对</w:t>
       </w:r>
       <w:r>
         <w:rPr>
@@ -385,13 +407,27 @@
         <w:rPr>
           <w:rFonts w:ascii="宋体" w:eastAsia="宋体" w:hAnsi="宋体" w:hint="eastAsia"/>
         </w:rPr>
-        <w:t>蛋白质组学</w:t>
-      </w:r>
-      <w:r>
-        <w:rPr>
-          <w:rFonts w:ascii="宋体" w:eastAsia="宋体" w:hAnsi="宋体" w:hint="eastAsia"/>
-        </w:rPr>
-        <w:t>规模的相互作用筛选方法，以便高效地绘制细胞内蛋白质相互作用的广阔图谱。</w:t>
+        <w:t>蛋白质组</w:t>
+      </w:r>
+      <w:proofErr w:type="gramStart"/>
+      <w:r>
+        <w:rPr>
+          <w:rFonts w:ascii="宋体" w:eastAsia="宋体" w:hAnsi="宋体" w:hint="eastAsia"/>
+        </w:rPr>
+        <w:t>学</w:t>
+      </w:r>
+      <w:r>
+        <w:rPr>
+          <w:rFonts w:ascii="宋体" w:eastAsia="宋体" w:hAnsi="宋体" w:hint="eastAsia"/>
+        </w:rPr>
+        <w:t>规模</w:t>
+      </w:r>
+      <w:proofErr w:type="gramEnd"/>
+      <w:r>
+        <w:rPr>
+          <w:rFonts w:ascii="宋体" w:eastAsia="宋体" w:hAnsi="宋体" w:hint="eastAsia"/>
+        </w:rPr>
+        <w:t>的相互作用筛选方法，以便高效地绘制细胞内蛋白质相互作用的广阔图谱。</w:t>
       </w:r>
     </w:p>
     <w:p>
@@ -760,12 +796,14 @@
         </w:rPr>
         <w:t>基于基因、疾病、遗传关系、药物和副作用共同构建了一个基于网络的药物靶点相互作用预测系统（</w:t>
       </w:r>
+      <w:proofErr w:type="spellStart"/>
       <w:r>
         <w:rPr>
           <w:rFonts w:ascii="宋体" w:eastAsia="宋体" w:hAnsi="宋体"/>
         </w:rPr>
         <w:t>TargetPredict</w:t>
       </w:r>
+      <w:proofErr w:type="spellEnd"/>
       <w:r>
         <w:rPr>
           <w:rFonts w:ascii="宋体" w:eastAsia="宋体" w:hAnsi="宋体" w:hint="eastAsia"/>
@@ -1070,7 +1108,21 @@
         <w:rPr>
           <w:rFonts w:ascii="宋体" w:eastAsia="宋体" w:hAnsi="宋体" w:hint="eastAsia"/>
         </w:rPr>
-        <w:t>拮抗剂进行预测，找到了三氯吡作为活性成分，有助于改善临床实践中皮肤的敏感性。</w:t>
+        <w:t>拮抗剂进行预测，找到了三氯</w:t>
+      </w:r>
+      <w:proofErr w:type="gramStart"/>
+      <w:r>
+        <w:rPr>
+          <w:rFonts w:ascii="宋体" w:eastAsia="宋体" w:hAnsi="宋体" w:hint="eastAsia"/>
+        </w:rPr>
+        <w:t>吡</w:t>
+      </w:r>
+      <w:proofErr w:type="gramEnd"/>
+      <w:r>
+        <w:rPr>
+          <w:rFonts w:ascii="宋体" w:eastAsia="宋体" w:hAnsi="宋体" w:hint="eastAsia"/>
+        </w:rPr>
+        <w:t>作为活性成分，有助于改善临床实践中皮肤的敏感性。</w:t>
       </w:r>
     </w:p>
     <w:p>
@@ -1135,7 +1187,21 @@
         <w:rPr>
           <w:rFonts w:ascii="宋体" w:eastAsia="宋体" w:hAnsi="宋体" w:hint="eastAsia"/>
         </w:rPr>
-        <w:t>靶点配对中排除尽可能多的真阴性，还是尽可能准确地筛选出真阳性，都能降低后续湿实验工作中的试错成本并提高效率。</w:t>
+        <w:t>靶点配对中排除尽可能多的真阴性，还是尽可能准确地筛选出真阳性，都能降低后续湿实验工作中的试</w:t>
+      </w:r>
+      <w:proofErr w:type="gramStart"/>
+      <w:r>
+        <w:rPr>
+          <w:rFonts w:ascii="宋体" w:eastAsia="宋体" w:hAnsi="宋体" w:hint="eastAsia"/>
+        </w:rPr>
+        <w:t>错成本</w:t>
+      </w:r>
+      <w:proofErr w:type="gramEnd"/>
+      <w:r>
+        <w:rPr>
+          <w:rFonts w:ascii="宋体" w:eastAsia="宋体" w:hAnsi="宋体" w:hint="eastAsia"/>
+        </w:rPr>
+        <w:t>并提高效率。</w:t>
       </w:r>
     </w:p>
     <w:p>
@@ -1748,7 +1814,21 @@
         <w:rPr>
           <w:rFonts w:ascii="宋体" w:eastAsia="宋体" w:hAnsi="宋体"/>
         </w:rPr>
-        <w:t>是：选择合适的配体信息类型（如分子指纹（molecular fingerprints））</w:t>
+        <w:t>是：选择合适的配体信息类型（</w:t>
+      </w:r>
+      <w:proofErr w:type="gramStart"/>
+      <w:r>
+        <w:rPr>
+          <w:rFonts w:ascii="宋体" w:eastAsia="宋体" w:hAnsi="宋体"/>
+        </w:rPr>
+        <w:t>如分子</w:t>
+      </w:r>
+      <w:proofErr w:type="gramEnd"/>
+      <w:r>
+        <w:rPr>
+          <w:rFonts w:ascii="宋体" w:eastAsia="宋体" w:hAnsi="宋体"/>
+        </w:rPr>
+        <w:t>指纹（molecular fingerprints））</w:t>
       </w:r>
       <w:r>
         <w:rPr>
@@ -2168,11 +2248,19 @@
         <w:lastRenderedPageBreak/>
         <w:t>的研究，是早期蛋白-配体对接的代表性工作。</w:t>
       </w:r>
-      <w:r>
-        <w:rPr>
-          <w:rFonts w:ascii="宋体" w:eastAsia="宋体" w:hAnsi="宋体"/>
-        </w:rPr>
-        <w:t xml:space="preserve">GalaxySagittarius </w:t>
+      <w:proofErr w:type="spellStart"/>
+      <w:r>
+        <w:rPr>
+          <w:rFonts w:ascii="宋体" w:eastAsia="宋体" w:hAnsi="宋体"/>
+        </w:rPr>
+        <w:t>GalaxySagittarius</w:t>
+      </w:r>
+      <w:proofErr w:type="spellEnd"/>
+      <w:r>
+        <w:rPr>
+          <w:rFonts w:ascii="宋体" w:eastAsia="宋体" w:hAnsi="宋体"/>
+        </w:rPr>
+        <w:t xml:space="preserve"> </w:t>
       </w:r>
       <w:r>
         <w:rPr>
@@ -2883,11 +2971,19 @@
         </w:rPr>
         <w:t>，</w:t>
       </w:r>
-      <w:r>
-        <w:rPr>
-          <w:rFonts w:ascii="宋体" w:eastAsia="宋体" w:hAnsi="宋体"/>
-        </w:rPr>
-        <w:t xml:space="preserve">TransformerCPI </w:t>
+      <w:proofErr w:type="spellStart"/>
+      <w:r>
+        <w:rPr>
+          <w:rFonts w:ascii="宋体" w:eastAsia="宋体" w:hAnsi="宋体"/>
+        </w:rPr>
+        <w:t>TransformerCPI</w:t>
+      </w:r>
+      <w:proofErr w:type="spellEnd"/>
+      <w:r>
+        <w:rPr>
+          <w:rFonts w:ascii="宋体" w:eastAsia="宋体" w:hAnsi="宋体"/>
+        </w:rPr>
+        <w:t xml:space="preserve"> </w:t>
       </w:r>
       <w:r>
         <w:rPr>
@@ -2913,12 +3009,14 @@
         </w:rPr>
         <w:t>；</w:t>
       </w:r>
+      <w:proofErr w:type="spellStart"/>
       <w:r>
         <w:rPr>
           <w:rFonts w:ascii="宋体" w:eastAsia="宋体" w:hAnsi="宋体"/>
         </w:rPr>
         <w:t>NeoDTI</w:t>
       </w:r>
+      <w:proofErr w:type="spellEnd"/>
       <w:r>
         <w:rPr>
           <w:rFonts w:ascii="宋体" w:eastAsia="宋体" w:hAnsi="宋体" w:hint="eastAsia"/>
@@ -3201,12 +3299,14 @@
         </w:rPr>
         <w:t>采用了变分自编码技术。</w:t>
       </w:r>
+      <w:proofErr w:type="spellStart"/>
       <w:r>
         <w:rPr>
           <w:rFonts w:ascii="宋体" w:eastAsia="宋体" w:hAnsi="宋体"/>
         </w:rPr>
         <w:t>HyperAttentionDTI</w:t>
       </w:r>
+      <w:proofErr w:type="spellEnd"/>
       <w:r>
         <w:rPr>
           <w:rFonts w:ascii="宋体" w:eastAsia="宋体" w:hAnsi="宋体" w:hint="eastAsia"/>
@@ -3288,12 +3388,14 @@
         </w:rPr>
         <w:t>。</w:t>
       </w:r>
+      <w:proofErr w:type="spellStart"/>
       <w:r>
         <w:rPr>
           <w:rFonts w:ascii="宋体" w:eastAsia="宋体" w:hAnsi="宋体"/>
         </w:rPr>
         <w:t>FusionDTA</w:t>
       </w:r>
+      <w:proofErr w:type="spellEnd"/>
       <w:r>
         <w:rPr>
           <w:rFonts w:ascii="宋体" w:eastAsia="宋体" w:hAnsi="宋体" w:hint="eastAsia"/>
@@ -3329,7 +3431,23 @@
           <w:rFonts w:ascii="宋体" w:eastAsia="宋体" w:hAnsi="宋体" w:hint="eastAsia"/>
           <w:u w:val="single"/>
         </w:rPr>
-        <w:t>采用基于注意力的特征融合模块来结合药物和靶点的特征表示，生成更具信息量的特征表示。此外，它还利用知识蒸馏来结合多个模型的预测结果，进一步提高预测的准确性和鲁棒性</w:t>
+        <w:t>采用基于注意力的特征融合模块来结合药物和靶点的特征表示，生成更具信息量的特征表示。此外，它还利用知识蒸馏</w:t>
+      </w:r>
+      <w:proofErr w:type="gramStart"/>
+      <w:r>
+        <w:rPr>
+          <w:rFonts w:ascii="宋体" w:eastAsia="宋体" w:hAnsi="宋体" w:hint="eastAsia"/>
+          <w:u w:val="single"/>
+        </w:rPr>
+        <w:t>来结合</w:t>
+      </w:r>
+      <w:proofErr w:type="gramEnd"/>
+      <w:r>
+        <w:rPr>
+          <w:rFonts w:ascii="宋体" w:eastAsia="宋体" w:hAnsi="宋体" w:hint="eastAsia"/>
+          <w:u w:val="single"/>
+        </w:rPr>
+        <w:t>多个模型的预测结果，进一步提高预测的准确性和鲁棒性</w:t>
       </w:r>
       <w:r>
         <w:rPr>
@@ -3337,12 +3455,14 @@
         </w:rPr>
         <w:t>。</w:t>
       </w:r>
+      <w:proofErr w:type="spellStart"/>
       <w:r>
         <w:rPr>
           <w:rFonts w:ascii="宋体" w:eastAsia="宋体" w:hAnsi="宋体"/>
         </w:rPr>
         <w:t>DTINet</w:t>
       </w:r>
+      <w:proofErr w:type="spellEnd"/>
       <w:r>
         <w:rPr>
           <w:rFonts w:ascii="宋体" w:eastAsia="宋体" w:hAnsi="宋体" w:hint="eastAsia"/>
@@ -3547,11 +3667,19 @@
         </w:rPr>
         <w:fldChar w:fldCharType="end"/>
       </w:r>
-      <w:r>
-        <w:rPr>
-          <w:rFonts w:ascii="宋体" w:eastAsia="宋体" w:hAnsi="宋体" w:hint="eastAsia"/>
-        </w:rPr>
-        <w:t>利用自步学习策略逐步选择训练样本并控制特征学习过程，从而提高模型的泛化能力和预测精度。它使用协同矩阵分解技术来预测药物</w:t>
+      <w:proofErr w:type="gramStart"/>
+      <w:r>
+        <w:rPr>
+          <w:rFonts w:ascii="宋体" w:eastAsia="宋体" w:hAnsi="宋体" w:hint="eastAsia"/>
+        </w:rPr>
+        <w:t>利用自步学习策略</w:t>
+      </w:r>
+      <w:proofErr w:type="gramEnd"/>
+      <w:r>
+        <w:rPr>
+          <w:rFonts w:ascii="宋体" w:eastAsia="宋体" w:hAnsi="宋体" w:hint="eastAsia"/>
+        </w:rPr>
+        <w:t>逐步选择训练样本并控制特征学习过程，从而提高模型的泛化能力和预测精度。它使用协同矩阵分解技术来预测药物</w:t>
       </w:r>
       <w:r>
         <w:rPr>
@@ -3571,12 +3699,14 @@
         </w:rPr>
         <w:t>。</w:t>
       </w:r>
+      <w:proofErr w:type="spellStart"/>
       <w:r>
         <w:rPr>
           <w:rFonts w:ascii="宋体" w:eastAsia="宋体" w:hAnsi="宋体"/>
         </w:rPr>
         <w:t>GanDTI</w:t>
       </w:r>
+      <w:proofErr w:type="spellEnd"/>
       <w:r>
         <w:rPr>
           <w:rFonts w:ascii="宋体" w:eastAsia="宋体" w:hAnsi="宋体" w:hint="eastAsia"/>
@@ -3613,12 +3743,14 @@
         </w:rPr>
         <w:t>包含一种技术，可将注意力集中在与目标药物相互作用最有利的蛋白质区域。</w:t>
       </w:r>
+      <w:proofErr w:type="spellStart"/>
       <w:r>
         <w:rPr>
           <w:rFonts w:ascii="宋体" w:eastAsia="宋体" w:hAnsi="宋体"/>
         </w:rPr>
         <w:t>GraphCPI</w:t>
       </w:r>
+      <w:proofErr w:type="spellEnd"/>
       <w:r>
         <w:rPr>
           <w:rFonts w:ascii="宋体" w:eastAsia="宋体" w:hAnsi="宋体" w:hint="eastAsia"/>
@@ -3743,14 +3875,36 @@
         <w:rPr>
           <w:rFonts w:ascii="宋体" w:eastAsia="宋体" w:hAnsi="宋体" w:hint="eastAsia"/>
         </w:rPr>
-        <w:t>将全局池化和分层池化以及自注意力方法融入分子图特征提取过程，以获得具有丰富药物特征表示的两种药物表示。</w:t>
-      </w:r>
-      <w:r>
-        <w:rPr>
-          <w:rFonts w:ascii="宋体" w:eastAsia="宋体" w:hAnsi="宋体" w:hint="eastAsia"/>
-        </w:rPr>
-        <w:t>浅层模型不足以捕捉全局特征。在DenseNet</w:t>
-      </w:r>
+        <w:t>将</w:t>
+      </w:r>
+      <w:proofErr w:type="gramStart"/>
+      <w:r>
+        <w:rPr>
+          <w:rFonts w:ascii="宋体" w:eastAsia="宋体" w:hAnsi="宋体" w:hint="eastAsia"/>
+        </w:rPr>
+        <w:t>全局池化和分层池化以及</w:t>
+      </w:r>
+      <w:proofErr w:type="gramEnd"/>
+      <w:r>
+        <w:rPr>
+          <w:rFonts w:ascii="宋体" w:eastAsia="宋体" w:hAnsi="宋体" w:hint="eastAsia"/>
+        </w:rPr>
+        <w:t>自注意力方法融入分子图特征提取过程，以获得具有丰富药物特征表示的两种药物表示。</w:t>
+      </w:r>
+      <w:r>
+        <w:rPr>
+          <w:rFonts w:ascii="宋体" w:eastAsia="宋体" w:hAnsi="宋体" w:hint="eastAsia"/>
+        </w:rPr>
+        <w:t>浅层模型不足以捕捉全局特征。在</w:t>
+      </w:r>
+      <w:proofErr w:type="spellStart"/>
+      <w:r>
+        <w:rPr>
+          <w:rFonts w:ascii="宋体" w:eastAsia="宋体" w:hAnsi="宋体" w:hint="eastAsia"/>
+        </w:rPr>
+        <w:t>DenseNet</w:t>
+      </w:r>
+      <w:proofErr w:type="spellEnd"/>
       <w:r>
         <w:rPr>
           <w:rFonts w:ascii="宋体" w:eastAsia="宋体" w:hAnsi="宋体" w:hint="eastAsia"/>
@@ -3857,8 +4011,16 @@
         <w:rPr>
           <w:rFonts w:ascii="宋体" w:eastAsia="宋体" w:hAnsi="宋体" w:hint="eastAsia"/>
         </w:rPr>
-        <w:t>的鼓励下，MGraphDTA</w:t>
-      </w:r>
+        <w:t>的鼓励下，</w:t>
+      </w:r>
+      <w:proofErr w:type="spellStart"/>
+      <w:r>
+        <w:rPr>
+          <w:rFonts w:ascii="宋体" w:eastAsia="宋体" w:hAnsi="宋体" w:hint="eastAsia"/>
+        </w:rPr>
+        <w:t>MGraphDTA</w:t>
+      </w:r>
+      <w:proofErr w:type="spellEnd"/>
       <w:r>
         <w:rPr>
           <w:rFonts w:ascii="宋体" w:eastAsia="宋体" w:hAnsi="宋体" w:hint="eastAsia"/>
@@ -4165,12 +4327,14 @@
         </w:rPr>
         <w:t>由于氨基酸和药物序列中的上下文信息未被考虑，</w:t>
       </w:r>
+      <w:proofErr w:type="spellStart"/>
       <w:r>
         <w:rPr>
           <w:rFonts w:ascii="宋体" w:eastAsia="宋体" w:hAnsi="宋体"/>
         </w:rPr>
         <w:t>DeepGS</w:t>
       </w:r>
+      <w:proofErr w:type="spellEnd"/>
       <w:r>
         <w:rPr>
           <w:rFonts w:ascii="宋体" w:eastAsia="宋体" w:hAnsi="宋体" w:hint="eastAsia"/>
@@ -4416,7 +4580,21 @@
           <w:rFonts w:ascii="宋体" w:eastAsia="宋体" w:hAnsi="宋体" w:hint="eastAsia"/>
         </w:rPr>
         <w:lastRenderedPageBreak/>
-        <w:t>局部信息。之后，将通过分子药物图获得的特征与这些信息相结合进行预测。</w:t>
+        <w:t>局部信息。之后，将通过分子药物</w:t>
+      </w:r>
+      <w:proofErr w:type="gramStart"/>
+      <w:r>
+        <w:rPr>
+          <w:rFonts w:ascii="宋体" w:eastAsia="宋体" w:hAnsi="宋体" w:hint="eastAsia"/>
+        </w:rPr>
+        <w:t>图获得</w:t>
+      </w:r>
+      <w:proofErr w:type="gramEnd"/>
+      <w:r>
+        <w:rPr>
+          <w:rFonts w:ascii="宋体" w:eastAsia="宋体" w:hAnsi="宋体" w:hint="eastAsia"/>
+        </w:rPr>
+        <w:t>的特征与这些信息相结合进行预测。</w:t>
       </w:r>
       <w:r>
         <w:rPr>
@@ -4551,18 +4729,27 @@
         </w:rPr>
         <w:t>此外，</w:t>
       </w:r>
+      <w:proofErr w:type="spellStart"/>
       <w:r>
         <w:rPr>
           <w:rFonts w:ascii="宋体" w:eastAsia="宋体" w:hAnsi="宋体"/>
           <w:color w:val="E97132" w:themeColor="accent2"/>
         </w:rPr>
-        <w:t xml:space="preserve">GraphDTA </w:t>
-      </w:r>
-      <w:r>
-        <w:rPr>
-          <w:rFonts w:ascii="宋体" w:eastAsia="宋体" w:hAnsi="宋体" w:hint="eastAsia"/>
+        <w:t>GraphDTA</w:t>
+      </w:r>
+      <w:proofErr w:type="spellEnd"/>
+      <w:r>
+        <w:rPr>
+          <w:rFonts w:ascii="宋体" w:eastAsia="宋体" w:hAnsi="宋体"/>
           <w:color w:val="E97132" w:themeColor="accent2"/>
         </w:rPr>
+        <w:t xml:space="preserve"> </w:t>
+      </w:r>
+      <w:r>
+        <w:rPr>
+          <w:rFonts w:ascii="宋体" w:eastAsia="宋体" w:hAnsi="宋体" w:hint="eastAsia"/>
+          <w:color w:val="E97132" w:themeColor="accent2"/>
+        </w:rPr>
         <w:t>方法被</w:t>
       </w:r>
       <w:r>
@@ -4577,11 +4764,19 @@
         </w:rPr>
         <w:t>。</w:t>
       </w:r>
-      <w:r>
-        <w:rPr>
-          <w:rFonts w:ascii="宋体" w:eastAsia="宋体" w:hAnsi="宋体"/>
-        </w:rPr>
-        <w:t xml:space="preserve">EmbedDTI </w:t>
+      <w:proofErr w:type="spellStart"/>
+      <w:r>
+        <w:rPr>
+          <w:rFonts w:ascii="宋体" w:eastAsia="宋体" w:hAnsi="宋体"/>
+        </w:rPr>
+        <w:t>EmbedDTI</w:t>
+      </w:r>
+      <w:proofErr w:type="spellEnd"/>
+      <w:r>
+        <w:rPr>
+          <w:rFonts w:ascii="宋体" w:eastAsia="宋体" w:hAnsi="宋体"/>
+        </w:rPr>
+        <w:t xml:space="preserve"> </w:t>
       </w:r>
       <w:r>
         <w:rPr>
@@ -4703,12 +4898,14 @@
         </w:rPr>
         <w:t>。</w:t>
       </w:r>
+      <w:proofErr w:type="spellStart"/>
       <w:r>
         <w:rPr>
           <w:rFonts w:ascii="宋体" w:eastAsia="宋体" w:hAnsi="宋体"/>
         </w:rPr>
         <w:t>MGraphDTA</w:t>
       </w:r>
+      <w:proofErr w:type="spellEnd"/>
       <w:r>
         <w:rPr>
           <w:rFonts w:ascii="宋体" w:eastAsia="宋体" w:hAnsi="宋体" w:hint="eastAsia"/>
@@ -4757,11 +4954,19 @@
         </w:rPr>
         <w:t>浅层模型效果更佳，也探索了更深层的网络。作者受</w:t>
       </w:r>
-      <w:r>
-        <w:rPr>
-          <w:rFonts w:ascii="宋体" w:eastAsia="宋体" w:hAnsi="宋体"/>
-        </w:rPr>
-        <w:t xml:space="preserve">DenseNet </w:t>
+      <w:proofErr w:type="spellStart"/>
+      <w:r>
+        <w:rPr>
+          <w:rFonts w:ascii="宋体" w:eastAsia="宋体" w:hAnsi="宋体"/>
+        </w:rPr>
+        <w:t>DenseNet</w:t>
+      </w:r>
+      <w:proofErr w:type="spellEnd"/>
+      <w:r>
+        <w:rPr>
+          <w:rFonts w:ascii="宋体" w:eastAsia="宋体" w:hAnsi="宋体"/>
+        </w:rPr>
+        <w:t xml:space="preserve"> </w:t>
       </w:r>
       <w:r>
         <w:rPr>
@@ -4805,12 +5010,14 @@
         </w:rPr>
         <w:t>）来检测。</w:t>
       </w:r>
+      <w:proofErr w:type="spellStart"/>
       <w:r>
         <w:rPr>
           <w:rFonts w:ascii="宋体" w:eastAsia="宋体" w:hAnsi="宋体"/>
         </w:rPr>
         <w:t>DGraphDTA</w:t>
       </w:r>
+      <w:proofErr w:type="spellEnd"/>
       <w:r>
         <w:rPr>
           <w:rFonts w:ascii="宋体" w:eastAsia="宋体" w:hAnsi="宋体" w:hint="eastAsia"/>
@@ -4851,14 +5058,30 @@
         <w:rPr>
           <w:rFonts w:ascii="宋体" w:eastAsia="宋体" w:hAnsi="宋体" w:hint="eastAsia"/>
         </w:rPr>
-        <w:t>对蛋白质序列进行处理以生成接触图，进而构建图结构。利用</w:t>
-      </w:r>
+        <w:t>对蛋白质序列进行处理以生成接触图，进而</w:t>
+      </w:r>
+      <w:proofErr w:type="gramStart"/>
+      <w:r>
+        <w:rPr>
+          <w:rFonts w:ascii="宋体" w:eastAsia="宋体" w:hAnsi="宋体" w:hint="eastAsia"/>
+        </w:rPr>
+        <w:t>构建图</w:t>
+      </w:r>
+      <w:proofErr w:type="gramEnd"/>
+      <w:r>
+        <w:rPr>
+          <w:rFonts w:ascii="宋体" w:eastAsia="宋体" w:hAnsi="宋体" w:hint="eastAsia"/>
+        </w:rPr>
+        <w:t>结构。利用</w:t>
+      </w:r>
+      <w:proofErr w:type="spellStart"/>
       <w:r>
         <w:rPr>
           <w:rFonts w:ascii="宋体" w:eastAsia="宋体" w:hAnsi="宋体"/>
         </w:rPr>
         <w:t>RDKit</w:t>
       </w:r>
+      <w:proofErr w:type="spellEnd"/>
       <w:r>
         <w:rPr>
           <w:rFonts w:ascii="宋体" w:eastAsia="宋体" w:hAnsi="宋体" w:hint="eastAsia"/>
@@ -5297,11 +5520,19 @@
         </w:rPr>
         <w:t>提供的大量未标注蛋白质序列中学习嵌入式表示。</w:t>
       </w:r>
-      <w:r>
-        <w:rPr>
-          <w:rFonts w:ascii="宋体" w:eastAsia="宋体" w:hAnsi="宋体"/>
-        </w:rPr>
-        <w:t xml:space="preserve">DGraphDTA </w:t>
+      <w:proofErr w:type="spellStart"/>
+      <w:r>
+        <w:rPr>
+          <w:rFonts w:ascii="宋体" w:eastAsia="宋体" w:hAnsi="宋体"/>
+        </w:rPr>
+        <w:t>DGraphDTA</w:t>
+      </w:r>
+      <w:proofErr w:type="spellEnd"/>
+      <w:r>
+        <w:rPr>
+          <w:rFonts w:ascii="宋体" w:eastAsia="宋体" w:hAnsi="宋体"/>
+        </w:rPr>
+        <w:t xml:space="preserve"> </w:t>
       </w:r>
       <w:r>
         <w:rPr>
@@ -5434,11 +5665,19 @@
         </w:rPr>
         <w:t>国外：</w:t>
       </w:r>
-      <w:r>
-        <w:rPr>
-          <w:rFonts w:ascii="宋体" w:eastAsia="宋体" w:hAnsi="宋体"/>
-        </w:rPr>
-        <w:t xml:space="preserve">DeepDTA </w:t>
+      <w:proofErr w:type="spellStart"/>
+      <w:r>
+        <w:rPr>
+          <w:rFonts w:ascii="宋体" w:eastAsia="宋体" w:hAnsi="宋体"/>
+        </w:rPr>
+        <w:t>DeepDTA</w:t>
+      </w:r>
+      <w:proofErr w:type="spellEnd"/>
+      <w:r>
+        <w:rPr>
+          <w:rFonts w:ascii="宋体" w:eastAsia="宋体" w:hAnsi="宋体"/>
+        </w:rPr>
+        <w:t xml:space="preserve"> </w:t>
       </w:r>
       <w:r>
         <w:rPr>
@@ -5674,11 +5913,19 @@
         </w:rPr>
         <w:t>）的特征。</w:t>
       </w:r>
-      <w:r>
-        <w:rPr>
-          <w:rFonts w:ascii="宋体" w:eastAsia="宋体" w:hAnsi="宋体"/>
-        </w:rPr>
-        <w:t xml:space="preserve">WideDTA </w:t>
+      <w:proofErr w:type="spellStart"/>
+      <w:r>
+        <w:rPr>
+          <w:rFonts w:ascii="宋体" w:eastAsia="宋体" w:hAnsi="宋体"/>
+        </w:rPr>
+        <w:t>WideDTA</w:t>
+      </w:r>
+      <w:proofErr w:type="spellEnd"/>
+      <w:r>
+        <w:rPr>
+          <w:rFonts w:ascii="宋体" w:eastAsia="宋体" w:hAnsi="宋体"/>
+        </w:rPr>
+        <w:t xml:space="preserve"> </w:t>
       </w:r>
       <w:r>
         <w:rPr>
@@ -5762,7 +6009,21 @@
         <w:rPr>
           <w:rFonts w:ascii="宋体" w:eastAsia="宋体" w:hAnsi="宋体"/>
         </w:rPr>
-        <w:t xml:space="preserve"> DeepDTA </w:t>
+        <w:t xml:space="preserve"> </w:t>
+      </w:r>
+      <w:proofErr w:type="spellStart"/>
+      <w:r>
+        <w:rPr>
+          <w:rFonts w:ascii="宋体" w:eastAsia="宋体" w:hAnsi="宋体"/>
+        </w:rPr>
+        <w:t>DeepDTA</w:t>
+      </w:r>
+      <w:proofErr w:type="spellEnd"/>
+      <w:r>
+        <w:rPr>
+          <w:rFonts w:ascii="宋体" w:eastAsia="宋体" w:hAnsi="宋体"/>
+        </w:rPr>
+        <w:t xml:space="preserve"> </w:t>
       </w:r>
       <w:r>
         <w:rPr>
@@ -5776,11 +6037,19 @@
         </w:rPr>
         <w:t>。</w:t>
       </w:r>
-      <w:r>
-        <w:rPr>
-          <w:rFonts w:ascii="宋体" w:eastAsia="宋体" w:hAnsi="宋体"/>
-        </w:rPr>
-        <w:t xml:space="preserve">AttentionSiteDTI </w:t>
+      <w:proofErr w:type="spellStart"/>
+      <w:r>
+        <w:rPr>
+          <w:rFonts w:ascii="宋体" w:eastAsia="宋体" w:hAnsi="宋体"/>
+        </w:rPr>
+        <w:t>AttentionSiteDTI</w:t>
+      </w:r>
+      <w:proofErr w:type="spellEnd"/>
+      <w:r>
+        <w:rPr>
+          <w:rFonts w:ascii="宋体" w:eastAsia="宋体" w:hAnsi="宋体"/>
+        </w:rPr>
+        <w:t xml:space="preserve"> </w:t>
       </w:r>
       <w:r>
         <w:rPr>
@@ -5831,7 +6100,23 @@
           <w:rFonts w:ascii="宋体" w:eastAsia="宋体" w:hAnsi="宋体" w:hint="eastAsia"/>
           <w:u w:val="single"/>
         </w:rPr>
-        <w:t>）技术处理文本数据中的关系信息，并应用注意力机制对图中不同节点和边的重要性进行加权</w:t>
+        <w:t>）技术处理文本数据中的关系信息，并应用注意力机制对图中不同节点和</w:t>
+      </w:r>
+      <w:proofErr w:type="gramStart"/>
+      <w:r>
+        <w:rPr>
+          <w:rFonts w:ascii="宋体" w:eastAsia="宋体" w:hAnsi="宋体" w:hint="eastAsia"/>
+          <w:u w:val="single"/>
+        </w:rPr>
+        <w:t>边</w:t>
+      </w:r>
+      <w:proofErr w:type="gramEnd"/>
+      <w:r>
+        <w:rPr>
+          <w:rFonts w:ascii="宋体" w:eastAsia="宋体" w:hAnsi="宋体" w:hint="eastAsia"/>
+          <w:u w:val="single"/>
+        </w:rPr>
+        <w:t>的重要性进行加权</w:t>
       </w:r>
       <w:r>
         <w:rPr>
@@ -5839,11 +6124,19 @@
         </w:rPr>
         <w:t>。</w:t>
       </w:r>
-      <w:r>
-        <w:rPr>
-          <w:rFonts w:ascii="宋体" w:eastAsia="宋体" w:hAnsi="宋体"/>
-        </w:rPr>
-        <w:t xml:space="preserve">DrugBAN </w:t>
+      <w:proofErr w:type="spellStart"/>
+      <w:r>
+        <w:rPr>
+          <w:rFonts w:ascii="宋体" w:eastAsia="宋体" w:hAnsi="宋体"/>
+        </w:rPr>
+        <w:t>DrugBAN</w:t>
+      </w:r>
+      <w:proofErr w:type="spellEnd"/>
+      <w:r>
+        <w:rPr>
+          <w:rFonts w:ascii="宋体" w:eastAsia="宋体" w:hAnsi="宋体"/>
+        </w:rPr>
+        <w:t xml:space="preserve"> </w:t>
       </w:r>
       <w:r>
         <w:rPr>
@@ -6144,7 +6437,35 @@
         <w:rPr>
           <w:rFonts w:ascii="宋体" w:eastAsia="宋体" w:hAnsi="宋体" w:hint="eastAsia"/>
         </w:rPr>
-        <w:t>蛋白质向量（ProtVec）表示蛋白质（氨基酸序列），基因向量（GeneVec）表示基因序列</w:t>
+        <w:t>蛋白质向量（</w:t>
+      </w:r>
+      <w:proofErr w:type="spellStart"/>
+      <w:r>
+        <w:rPr>
+          <w:rFonts w:ascii="宋体" w:eastAsia="宋体" w:hAnsi="宋体" w:hint="eastAsia"/>
+        </w:rPr>
+        <w:t>ProtVec</w:t>
+      </w:r>
+      <w:proofErr w:type="spellEnd"/>
+      <w:r>
+        <w:rPr>
+          <w:rFonts w:ascii="宋体" w:eastAsia="宋体" w:hAnsi="宋体" w:hint="eastAsia"/>
+        </w:rPr>
+        <w:t>）表示蛋白质（氨基酸序列），基因向量（</w:t>
+      </w:r>
+      <w:proofErr w:type="spellStart"/>
+      <w:r>
+        <w:rPr>
+          <w:rFonts w:ascii="宋体" w:eastAsia="宋体" w:hAnsi="宋体" w:hint="eastAsia"/>
+        </w:rPr>
+        <w:t>GeneVec</w:t>
+      </w:r>
+      <w:proofErr w:type="spellEnd"/>
+      <w:r>
+        <w:rPr>
+          <w:rFonts w:ascii="宋体" w:eastAsia="宋体" w:hAnsi="宋体" w:hint="eastAsia"/>
+        </w:rPr>
+        <w:t>）表示基因序列</w:t>
       </w:r>
       <w:r>
         <w:rPr>
@@ -6237,11 +6558,19 @@
         <w:t>器的预训练。</w:t>
       </w:r>
       <w:bookmarkEnd w:id="0"/>
-      <w:r>
-        <w:rPr>
-          <w:rFonts w:ascii="宋体" w:eastAsia="宋体" w:hAnsi="宋体"/>
-        </w:rPr>
-        <w:t xml:space="preserve">GraphDTA </w:t>
+      <w:proofErr w:type="spellStart"/>
+      <w:r>
+        <w:rPr>
+          <w:rFonts w:ascii="宋体" w:eastAsia="宋体" w:hAnsi="宋体"/>
+        </w:rPr>
+        <w:t>GraphDTA</w:t>
+      </w:r>
+      <w:proofErr w:type="spellEnd"/>
+      <w:r>
+        <w:rPr>
+          <w:rFonts w:ascii="宋体" w:eastAsia="宋体" w:hAnsi="宋体"/>
+        </w:rPr>
+        <w:t xml:space="preserve"> </w:t>
       </w:r>
       <w:r>
         <w:rPr>
@@ -6447,12 +6776,14 @@
         </w:rPr>
         <w:t>）来学习其隐藏特征。</w:t>
       </w:r>
+      <w:proofErr w:type="spellStart"/>
       <w:r>
         <w:rPr>
           <w:rFonts w:ascii="宋体" w:eastAsia="宋体" w:hAnsi="宋体"/>
         </w:rPr>
         <w:t>DeepGLSTM</w:t>
       </w:r>
+      <w:proofErr w:type="spellEnd"/>
       <w:r>
         <w:rPr>
           <w:rFonts w:ascii="宋体" w:eastAsia="宋体" w:hAnsi="宋体" w:hint="eastAsia"/>
@@ -6549,11 +6880,19 @@
         </w:rPr>
         <w:t>更适用于长序列的文本信息处理。在分子图的处理方面，</w:t>
       </w:r>
-      <w:r>
-        <w:rPr>
-          <w:rFonts w:ascii="宋体" w:eastAsia="宋体" w:hAnsi="宋体"/>
-        </w:rPr>
-        <w:t xml:space="preserve">DeepGLSTM </w:t>
+      <w:proofErr w:type="spellStart"/>
+      <w:r>
+        <w:rPr>
+          <w:rFonts w:ascii="宋体" w:eastAsia="宋体" w:hAnsi="宋体"/>
+        </w:rPr>
+        <w:t>DeepGLSTM</w:t>
+      </w:r>
+      <w:proofErr w:type="spellEnd"/>
+      <w:r>
+        <w:rPr>
+          <w:rFonts w:ascii="宋体" w:eastAsia="宋体" w:hAnsi="宋体"/>
+        </w:rPr>
+        <w:t xml:space="preserve"> </w:t>
       </w:r>
       <w:r>
         <w:rPr>
@@ -6579,11 +6918,19 @@
         </w:rPr>
         <w:t>。</w:t>
       </w:r>
-      <w:r>
-        <w:rPr>
-          <w:rFonts w:ascii="宋体" w:eastAsia="宋体" w:hAnsi="宋体"/>
-        </w:rPr>
-        <w:t xml:space="preserve">DGraphDTA </w:t>
+      <w:proofErr w:type="spellStart"/>
+      <w:r>
+        <w:rPr>
+          <w:rFonts w:ascii="宋体" w:eastAsia="宋体" w:hAnsi="宋体"/>
+        </w:rPr>
+        <w:t>DGraphDTA</w:t>
+      </w:r>
+      <w:proofErr w:type="spellEnd"/>
+      <w:r>
+        <w:rPr>
+          <w:rFonts w:ascii="宋体" w:eastAsia="宋体" w:hAnsi="宋体"/>
+        </w:rPr>
+        <w:t xml:space="preserve"> </w:t>
       </w:r>
       <w:r>
         <w:rPr>
@@ -6727,7 +7074,21 @@
         <w:rPr>
           <w:rFonts w:ascii="宋体" w:eastAsia="宋体" w:hAnsi="宋体" w:hint="eastAsia"/>
         </w:rPr>
-        <w:t>）的新模型，该模型通过注意力机制将药物分子图转移到蛋白质图上进行学习和预测。</w:t>
+        <w:t>）的新模型，该模型通过注意力机制将药物分子</w:t>
+      </w:r>
+      <w:proofErr w:type="gramStart"/>
+      <w:r>
+        <w:rPr>
+          <w:rFonts w:ascii="宋体" w:eastAsia="宋体" w:hAnsi="宋体" w:hint="eastAsia"/>
+        </w:rPr>
+        <w:t>图转移</w:t>
+      </w:r>
+      <w:proofErr w:type="gramEnd"/>
+      <w:r>
+        <w:rPr>
+          <w:rFonts w:ascii="宋体" w:eastAsia="宋体" w:hAnsi="宋体" w:hint="eastAsia"/>
+        </w:rPr>
+        <w:t>到蛋白质图上进行学习和预测。</w:t>
       </w:r>
     </w:p>
     <w:p>
@@ -6883,7 +7244,21 @@
         <w:rPr>
           <w:rFonts w:ascii="宋体" w:eastAsia="宋体" w:hAnsi="宋体" w:hint="eastAsia"/>
         </w:rPr>
-        <w:t>。要研究药物与靶点的相互作用，需要关键信息，包括药物、靶点以及已知的药物与靶点相互关系的数据。药物通常采用化学编码和药物指纹图谱进行表征，而蛋白质则包含序列信息、三维结构信息、残基信息以及若干其他信息类别。此外，还可以利用药物间和靶点间的相关性数据集来探索类间和类内的关联。药物与靶点相互作用的预测可以基于上述一种或多种模式的数据集。</w:t>
+        <w:t>。要研究药物与靶点的相互作用，需要关键信息，包括药物、靶点以及已知的药物与靶点相互关系的数据。药物通常采用化学编码和药物指纹图谱进行表征，而蛋白质则包含序列信息、三维结构信息、残基信息以及若干其他信息类别。此外，还可以利用药物间和靶点间的相关性数据集来</w:t>
+      </w:r>
+      <w:proofErr w:type="gramStart"/>
+      <w:r>
+        <w:rPr>
+          <w:rFonts w:ascii="宋体" w:eastAsia="宋体" w:hAnsi="宋体" w:hint="eastAsia"/>
+        </w:rPr>
+        <w:t>探索类间和</w:t>
+      </w:r>
+      <w:proofErr w:type="gramEnd"/>
+      <w:r>
+        <w:rPr>
+          <w:rFonts w:ascii="宋体" w:eastAsia="宋体" w:hAnsi="宋体" w:hint="eastAsia"/>
+        </w:rPr>
+        <w:t>类内的关联。药物与靶点相互作用的预测可以基于上述一种或多种模式的数据集。</w:t>
       </w:r>
     </w:p>
     <w:p>
@@ -7033,7 +7408,21 @@
         <w:rPr>
           <w:rFonts w:ascii="宋体" w:eastAsia="宋体" w:hAnsi="宋体"/>
         </w:rPr>
-        <w:t>：SMILES（简化分子线性输入规范）是一种使用ASCII字符串唯一描述分子结构的表示法</w:t>
+        <w:t>：SMILES（简化分子线性输入规范）是一种使用ASCII字符串唯一</w:t>
+      </w:r>
+      <w:proofErr w:type="gramStart"/>
+      <w:r>
+        <w:rPr>
+          <w:rFonts w:ascii="宋体" w:eastAsia="宋体" w:hAnsi="宋体"/>
+        </w:rPr>
+        <w:t>描述分</w:t>
+      </w:r>
+      <w:proofErr w:type="gramEnd"/>
+      <w:r>
+        <w:rPr>
+          <w:rFonts w:ascii="宋体" w:eastAsia="宋体" w:hAnsi="宋体"/>
+        </w:rPr>
+        <w:t>子结构的表示法</w:t>
       </w:r>
       <w:r>
         <w:rPr>
@@ -7051,7 +7440,21 @@
         <w:rPr>
           <w:rFonts w:ascii="宋体" w:eastAsia="宋体" w:hAnsi="宋体"/>
         </w:rPr>
-        <w:t>SMILES字符串由表示原子和键的字符序列组成，可通过规范化算法生成唯一形式</w:t>
+        <w:t>SMILES字符串由表示原子和</w:t>
+      </w:r>
+      <w:proofErr w:type="gramStart"/>
+      <w:r>
+        <w:rPr>
+          <w:rFonts w:ascii="宋体" w:eastAsia="宋体" w:hAnsi="宋体"/>
+        </w:rPr>
+        <w:t>键的</w:t>
+      </w:r>
+      <w:proofErr w:type="gramEnd"/>
+      <w:r>
+        <w:rPr>
+          <w:rFonts w:ascii="宋体" w:eastAsia="宋体" w:hAnsi="宋体"/>
+        </w:rPr>
+        <w:t>字符序列组成，可通过规范化算法生成唯一形式</w:t>
       </w:r>
       <w:r>
         <w:rPr>
@@ -7101,11 +7504,19 @@
         </w:rPr>
         <w:t>。也可借助</w:t>
       </w:r>
-      <w:r>
-        <w:rPr>
-          <w:rFonts w:ascii="宋体" w:eastAsia="宋体" w:hAnsi="宋体"/>
-        </w:rPr>
-        <w:t>RDKit等化学信息学工具将分子结构转换为SMILES表示</w:t>
+      <w:proofErr w:type="spellStart"/>
+      <w:r>
+        <w:rPr>
+          <w:rFonts w:ascii="宋体" w:eastAsia="宋体" w:hAnsi="宋体"/>
+        </w:rPr>
+        <w:t>RDKit</w:t>
+      </w:r>
+      <w:proofErr w:type="spellEnd"/>
+      <w:r>
+        <w:rPr>
+          <w:rFonts w:ascii="宋体" w:eastAsia="宋体" w:hAnsi="宋体"/>
+        </w:rPr>
+        <w:t>等化学信息学工具将分子结构转换为SMILES表示</w:t>
       </w:r>
       <w:r>
         <w:rPr>
@@ -7157,7 +7568,49 @@
         <w:rPr>
           <w:rFonts w:ascii="宋体" w:eastAsia="宋体" w:hAnsi="宋体"/>
         </w:rPr>
-        <w:t>Molecular Graph）：分子可以表示为无向图结构，其中节点表示原子，边表示化学键。此表征保留了分子的拓扑结构和键连信息，包括分子式、原子类型、键类型及其连接关系</w:t>
+        <w:t>Molecular Graph）：分子可以表示为无向图结构，其中节点表示原子，</w:t>
+      </w:r>
+      <w:proofErr w:type="gramStart"/>
+      <w:r>
+        <w:rPr>
+          <w:rFonts w:ascii="宋体" w:eastAsia="宋体" w:hAnsi="宋体"/>
+        </w:rPr>
+        <w:t>边表示</w:t>
+      </w:r>
+      <w:proofErr w:type="gramEnd"/>
+      <w:r>
+        <w:rPr>
+          <w:rFonts w:ascii="宋体" w:eastAsia="宋体" w:hAnsi="宋体"/>
+        </w:rPr>
+        <w:t>化学键。此表征保留了分子的拓扑结构和</w:t>
+      </w:r>
+      <w:proofErr w:type="gramStart"/>
+      <w:r>
+        <w:rPr>
+          <w:rFonts w:ascii="宋体" w:eastAsia="宋体" w:hAnsi="宋体"/>
+        </w:rPr>
+        <w:t>键连</w:t>
+      </w:r>
+      <w:proofErr w:type="gramEnd"/>
+      <w:r>
+        <w:rPr>
+          <w:rFonts w:ascii="宋体" w:eastAsia="宋体" w:hAnsi="宋体"/>
+        </w:rPr>
+        <w:t>信息，包括分子式、原子类型、</w:t>
+      </w:r>
+      <w:proofErr w:type="gramStart"/>
+      <w:r>
+        <w:rPr>
+          <w:rFonts w:ascii="宋体" w:eastAsia="宋体" w:hAnsi="宋体"/>
+        </w:rPr>
+        <w:t>键类型</w:t>
+      </w:r>
+      <w:proofErr w:type="gramEnd"/>
+      <w:r>
+        <w:rPr>
+          <w:rFonts w:ascii="宋体" w:eastAsia="宋体" w:hAnsi="宋体"/>
+        </w:rPr>
+        <w:t>及其连接关系</w:t>
       </w:r>
       <w:r>
         <w:rPr>
@@ -7175,7 +7628,35 @@
         <w:rPr>
           <w:rFonts w:ascii="宋体" w:eastAsia="宋体" w:hAnsi="宋体"/>
         </w:rPr>
-        <w:t>SMILES等结构数据转换为分子图，并提取节点和边的特征，例如每个原子的理化性质、是否芳香环，以及键的种类等</w:t>
+        <w:t>SMILES等结构数据转换为分子图，并提取节点和</w:t>
+      </w:r>
+      <w:proofErr w:type="gramStart"/>
+      <w:r>
+        <w:rPr>
+          <w:rFonts w:ascii="宋体" w:eastAsia="宋体" w:hAnsi="宋体"/>
+        </w:rPr>
+        <w:t>边</w:t>
+      </w:r>
+      <w:proofErr w:type="gramEnd"/>
+      <w:r>
+        <w:rPr>
+          <w:rFonts w:ascii="宋体" w:eastAsia="宋体" w:hAnsi="宋体"/>
+        </w:rPr>
+        <w:t>的特征，例如每个原子的理化性质、是否芳香环，</w:t>
+      </w:r>
+      <w:proofErr w:type="gramStart"/>
+      <w:r>
+        <w:rPr>
+          <w:rFonts w:ascii="宋体" w:eastAsia="宋体" w:hAnsi="宋体"/>
+        </w:rPr>
+        <w:t>以及键</w:t>
+      </w:r>
+      <w:proofErr w:type="gramEnd"/>
+      <w:r>
+        <w:rPr>
+          <w:rFonts w:ascii="宋体" w:eastAsia="宋体" w:hAnsi="宋体"/>
+        </w:rPr>
+        <w:t>的种类等</w:t>
       </w:r>
       <w:r>
         <w:rPr>
@@ -7187,7 +7668,21 @@
         <w:rPr>
           <w:rFonts w:ascii="宋体" w:eastAsia="宋体" w:hAnsi="宋体" w:hint="eastAsia"/>
         </w:rPr>
-        <w:t>。这些图结构可用邻接矩阵及节点</w:t>
+        <w:t>。这些</w:t>
+      </w:r>
+      <w:proofErr w:type="gramStart"/>
+      <w:r>
+        <w:rPr>
+          <w:rFonts w:ascii="宋体" w:eastAsia="宋体" w:hAnsi="宋体" w:hint="eastAsia"/>
+        </w:rPr>
+        <w:t>图结构</w:t>
+      </w:r>
+      <w:proofErr w:type="gramEnd"/>
+      <w:r>
+        <w:rPr>
+          <w:rFonts w:ascii="宋体" w:eastAsia="宋体" w:hAnsi="宋体" w:hint="eastAsia"/>
+        </w:rPr>
+        <w:t>可用邻接矩阵及节点</w:t>
       </w:r>
       <w:r>
         <w:rPr>
@@ -7269,7 +7764,21 @@
         <w:rPr>
           <w:rFonts w:ascii="宋体" w:eastAsia="宋体" w:hAnsi="宋体"/>
         </w:rPr>
-        <w:t>。简单描述符如分子量、LogP、水溶性等是一维数值，更复杂的还有二维/三维拓扑描述符或电荷分布矩阵等</w:t>
+        <w:t>。简单描述符如分子量、</w:t>
+      </w:r>
+      <w:proofErr w:type="spellStart"/>
+      <w:r>
+        <w:rPr>
+          <w:rFonts w:ascii="宋体" w:eastAsia="宋体" w:hAnsi="宋体"/>
+        </w:rPr>
+        <w:t>LogP</w:t>
+      </w:r>
+      <w:proofErr w:type="spellEnd"/>
+      <w:r>
+        <w:rPr>
+          <w:rFonts w:ascii="宋体" w:eastAsia="宋体" w:hAnsi="宋体"/>
+        </w:rPr>
+        <w:t>、水溶性等是一维数值，更复杂的还有二维/三维拓扑描述符或电荷分布矩阵等</w:t>
       </w:r>
       <w:r>
         <w:rPr>
@@ -7299,7 +7808,49 @@
         <w:rPr>
           <w:rFonts w:ascii="宋体" w:eastAsia="宋体" w:hAnsi="宋体"/>
         </w:rPr>
-        <w:t>。研究中常利用ChemAxon、Dragon或RDKit等化学信息学工具计算数百种描述符以表征药物分子整体性质。此外，一些公开数据库（如PubChem、ChEMBL）也提供预计算的分子属性，可直接用于建模分析。</w:t>
+        <w:t>。研究中常利用</w:t>
+      </w:r>
+      <w:proofErr w:type="spellStart"/>
+      <w:r>
+        <w:rPr>
+          <w:rFonts w:ascii="宋体" w:eastAsia="宋体" w:hAnsi="宋体"/>
+        </w:rPr>
+        <w:t>ChemAxon</w:t>
+      </w:r>
+      <w:proofErr w:type="spellEnd"/>
+      <w:r>
+        <w:rPr>
+          <w:rFonts w:ascii="宋体" w:eastAsia="宋体" w:hAnsi="宋体"/>
+        </w:rPr>
+        <w:t>、Dragon或</w:t>
+      </w:r>
+      <w:proofErr w:type="spellStart"/>
+      <w:r>
+        <w:rPr>
+          <w:rFonts w:ascii="宋体" w:eastAsia="宋体" w:hAnsi="宋体"/>
+        </w:rPr>
+        <w:t>RDKit</w:t>
+      </w:r>
+      <w:proofErr w:type="spellEnd"/>
+      <w:r>
+        <w:rPr>
+          <w:rFonts w:ascii="宋体" w:eastAsia="宋体" w:hAnsi="宋体"/>
+        </w:rPr>
+        <w:t>等化学信息学工具计算数百种描述符以表征药物分子整体性质。此外，一些公开数据库（如PubChem、</w:t>
+      </w:r>
+      <w:proofErr w:type="spellStart"/>
+      <w:r>
+        <w:rPr>
+          <w:rFonts w:ascii="宋体" w:eastAsia="宋体" w:hAnsi="宋体"/>
+        </w:rPr>
+        <w:t>ChEMBL</w:t>
+      </w:r>
+      <w:proofErr w:type="spellEnd"/>
+      <w:r>
+        <w:rPr>
+          <w:rFonts w:ascii="宋体" w:eastAsia="宋体" w:hAnsi="宋体"/>
+        </w:rPr>
+        <w:t>）也提供预计算的分子属性，可直接用于建模分析。</w:t>
       </w:r>
       <w:r>
         <w:rPr>
@@ -7447,7 +7998,21 @@
         <w:rPr>
           <w:rFonts w:ascii="宋体" w:eastAsia="宋体" w:hAnsi="宋体"/>
         </w:rPr>
-        <w:t>。这些指纹可使用RDKit等开源工具方便地计算获得</w:t>
+        <w:t>。这些指纹可使用</w:t>
+      </w:r>
+      <w:proofErr w:type="spellStart"/>
+      <w:r>
+        <w:rPr>
+          <w:rFonts w:ascii="宋体" w:eastAsia="宋体" w:hAnsi="宋体"/>
+        </w:rPr>
+        <w:t>RDKit</w:t>
+      </w:r>
+      <w:proofErr w:type="spellEnd"/>
+      <w:r>
+        <w:rPr>
+          <w:rFonts w:ascii="宋体" w:eastAsia="宋体" w:hAnsi="宋体"/>
+        </w:rPr>
+        <w:t>等开源工具方便地计算获得</w:t>
       </w:r>
       <w:r>
         <w:rPr>
@@ -7477,7 +8042,21 @@
         <w:rPr>
           <w:rFonts w:ascii="宋体" w:eastAsia="宋体" w:hAnsi="宋体"/>
         </w:rPr>
-        <w:t>由于指纹能够将不定长的分子结构转换为定长向量且易于用于相似度计算，在机器学习模型中被广泛用作药物分子的特征表示之一。</w:t>
+        <w:t>由于指纹能够将</w:t>
+      </w:r>
+      <w:proofErr w:type="gramStart"/>
+      <w:r>
+        <w:rPr>
+          <w:rFonts w:ascii="宋体" w:eastAsia="宋体" w:hAnsi="宋体"/>
+        </w:rPr>
+        <w:t>不定长</w:t>
+      </w:r>
+      <w:proofErr w:type="gramEnd"/>
+      <w:r>
+        <w:rPr>
+          <w:rFonts w:ascii="宋体" w:eastAsia="宋体" w:hAnsi="宋体"/>
+        </w:rPr>
+        <w:t>的分子结构转换为定长向量且易于用于相似度计算，在机器学习模型中被广泛用作药物分子的特征表示之一。</w:t>
       </w:r>
     </w:p>
     <w:p>
@@ -7528,7 +8107,21 @@
         <w:rPr>
           <w:rFonts w:ascii="宋体" w:eastAsia="宋体" w:hAnsi="宋体"/>
         </w:rPr>
-        <w:t>SMILES字符串便于序列建模，分子图显式刻画拓扑结构，描述符凝练了全局理化性质，指纹则高效编码了结构碎片信息。在实际研究中，可以根据任务需要选择单一表征或融合多种表征，提高对药物分子特征的刻画完整性和有效性。</w:t>
+        <w:t>SMILES字符串便于序列建模，</w:t>
+      </w:r>
+      <w:proofErr w:type="gramStart"/>
+      <w:r>
+        <w:rPr>
+          <w:rFonts w:ascii="宋体" w:eastAsia="宋体" w:hAnsi="宋体"/>
+        </w:rPr>
+        <w:t>分子图显式</w:t>
+      </w:r>
+      <w:proofErr w:type="gramEnd"/>
+      <w:r>
+        <w:rPr>
+          <w:rFonts w:ascii="宋体" w:eastAsia="宋体" w:hAnsi="宋体"/>
+        </w:rPr>
+        <w:t>刻画拓扑结构，描述符凝练了全局理化性质，指纹则高效编码了结构碎片信息。在实际研究中，可以根据任务需要选择单一表征或融合多种表征，提高对药物分子特征的刻画完整性和有效性。</w:t>
       </w:r>
     </w:p>
     <w:p>
@@ -7620,7 +8213,21 @@
         <w:rPr>
           <w:rFonts w:ascii="宋体" w:eastAsia="宋体" w:hAnsi="宋体"/>
         </w:rPr>
-        <w:t>。氨基酸序列决定了蛋白质的理化性质和生物学功能，是最基础也最常用的表征形式</w:t>
+        <w:t>。氨基酸序列决定了蛋白质的理化性质和生物学功能，是</w:t>
+      </w:r>
+      <w:proofErr w:type="gramStart"/>
+      <w:r>
+        <w:rPr>
+          <w:rFonts w:ascii="宋体" w:eastAsia="宋体" w:hAnsi="宋体"/>
+        </w:rPr>
+        <w:t>最</w:t>
+      </w:r>
+      <w:proofErr w:type="gramEnd"/>
+      <w:r>
+        <w:rPr>
+          <w:rFonts w:ascii="宋体" w:eastAsia="宋体" w:hAnsi="宋体"/>
+        </w:rPr>
+        <w:t>基础也最常用的表征形式</w:t>
       </w:r>
       <w:r>
         <w:rPr>
@@ -7632,7 +8239,49 @@
         <w:rPr>
           <w:rFonts w:ascii="宋体" w:eastAsia="宋体" w:hAnsi="宋体"/>
         </w:rPr>
-        <w:t>。通常利用FASTA格式来表示序列，每个氨基酸用单字母代码表示。研究者可以从UniProt等数据库获取蛋白序列数据，例如通过基因名称、RefSeq登录号或UniProt ID检索相应蛋白的FASTA序列</w:t>
+        <w:t>。通常利用FASTA格式来表示序列，每个氨基酸用单字母代码表示。研究者可以从</w:t>
+      </w:r>
+      <w:proofErr w:type="spellStart"/>
+      <w:r>
+        <w:rPr>
+          <w:rFonts w:ascii="宋体" w:eastAsia="宋体" w:hAnsi="宋体"/>
+        </w:rPr>
+        <w:t>UniProt</w:t>
+      </w:r>
+      <w:proofErr w:type="spellEnd"/>
+      <w:r>
+        <w:rPr>
+          <w:rFonts w:ascii="宋体" w:eastAsia="宋体" w:hAnsi="宋体"/>
+        </w:rPr>
+        <w:t>等数据库获取蛋白序列数据，例如通过基因名称、</w:t>
+      </w:r>
+      <w:proofErr w:type="spellStart"/>
+      <w:r>
+        <w:rPr>
+          <w:rFonts w:ascii="宋体" w:eastAsia="宋体" w:hAnsi="宋体"/>
+        </w:rPr>
+        <w:t>RefSeq</w:t>
+      </w:r>
+      <w:proofErr w:type="spellEnd"/>
+      <w:r>
+        <w:rPr>
+          <w:rFonts w:ascii="宋体" w:eastAsia="宋体" w:hAnsi="宋体"/>
+        </w:rPr>
+        <w:t>登录号或</w:t>
+      </w:r>
+      <w:proofErr w:type="spellStart"/>
+      <w:r>
+        <w:rPr>
+          <w:rFonts w:ascii="宋体" w:eastAsia="宋体" w:hAnsi="宋体"/>
+        </w:rPr>
+        <w:t>UniProt</w:t>
+      </w:r>
+      <w:proofErr w:type="spellEnd"/>
+      <w:r>
+        <w:rPr>
+          <w:rFonts w:ascii="宋体" w:eastAsia="宋体" w:hAnsi="宋体"/>
+        </w:rPr>
+        <w:t xml:space="preserve"> ID检索相应蛋白的FASTA序列</w:t>
       </w:r>
       <w:r>
         <w:rPr>
@@ -7846,7 +8495,21 @@
         <w:rPr>
           <w:rFonts w:ascii="宋体" w:eastAsia="宋体" w:hAnsi="宋体"/>
         </w:rPr>
-        <w:t>已解析的蛋白质晶体结构或冷冻电镜结构存储于蛋白质数据库PDB中，可通过4位PDB ID查询获取相应的坐标文件（PDB/mmCIF格式）</w:t>
+        <w:t>已解析的蛋白质晶体结构或冷冻电镜结构存储于蛋白质数据库PDB中，可通过4位PDB ID查询获取相应的坐标文件（PDB/</w:t>
+      </w:r>
+      <w:proofErr w:type="spellStart"/>
+      <w:r>
+        <w:rPr>
+          <w:rFonts w:ascii="宋体" w:eastAsia="宋体" w:hAnsi="宋体"/>
+        </w:rPr>
+        <w:t>mmCIF</w:t>
+      </w:r>
+      <w:proofErr w:type="spellEnd"/>
+      <w:r>
+        <w:rPr>
+          <w:rFonts w:ascii="宋体" w:eastAsia="宋体" w:hAnsi="宋体"/>
+        </w:rPr>
+        <w:t>格式）</w:t>
       </w:r>
       <w:r>
         <w:rPr>
@@ -7892,7 +8555,21 @@
         <w:rPr>
           <w:rFonts w:ascii="宋体" w:eastAsia="宋体" w:hAnsi="宋体"/>
         </w:rPr>
-        <w:t>残基级别信息：除了整体序列或结构，针对蛋白质局部残基的特征描述也很重要。例如，可标注蛋白质中哪些残基构成活性位点、结合口袋或功能域的关键位点，并将这些信息编码为特征。另一种方式是将每个氨基酸按理化性质分类（如疏水、极性、酸性、碱性），将序列转换为相应性质的序列模式，以描绘蛋白质的性</w:t>
+        <w:t>残基级别信息：除了整体序列或结构，针对蛋白质局部残基的特征描述也很重要。例如，可标注蛋白质中哪些残基构成活性位点、结合口袋或功能域的关键位点，并将这些信息编码为特征。另一种方式是将每个氨基酸按理</w:t>
+      </w:r>
+      <w:proofErr w:type="gramStart"/>
+      <w:r>
+        <w:rPr>
+          <w:rFonts w:ascii="宋体" w:eastAsia="宋体" w:hAnsi="宋体"/>
+        </w:rPr>
+        <w:t>化性质</w:t>
+      </w:r>
+      <w:proofErr w:type="gramEnd"/>
+      <w:r>
+        <w:rPr>
+          <w:rFonts w:ascii="宋体" w:eastAsia="宋体" w:hAnsi="宋体"/>
+        </w:rPr>
+        <w:t>分类（如疏水、极性、酸性、碱性），将序列转换为相应性质的序列模式，以描绘蛋白质的性</w:t>
       </w:r>
       <w:r>
         <w:rPr>
@@ -7928,7 +8605,21 @@
         <w:rPr>
           <w:rFonts w:ascii="宋体" w:eastAsia="宋体" w:hAnsi="宋体"/>
         </w:rPr>
-        <w:t>在图神经网络模型中，这些残基级特征可作为蛋白“结点”的属性输入，例如每个氨基酸节点带有一个包含20维进化向量+若干理化属性的特征向量，图模型据此学习蛋白结构表示</w:t>
+        <w:t>在图神经网络模型中，这些残基</w:t>
+      </w:r>
+      <w:proofErr w:type="gramStart"/>
+      <w:r>
+        <w:rPr>
+          <w:rFonts w:ascii="宋体" w:eastAsia="宋体" w:hAnsi="宋体"/>
+        </w:rPr>
+        <w:t>级特征</w:t>
+      </w:r>
+      <w:proofErr w:type="gramEnd"/>
+      <w:r>
+        <w:rPr>
+          <w:rFonts w:ascii="宋体" w:eastAsia="宋体" w:hAnsi="宋体"/>
+        </w:rPr>
+        <w:t>可作为蛋白“结点”的属性输入，例如每个氨基酸节点带有一个包含20维进化向量+若干理化属性的特征向量，图模型据此学习蛋白结构表示</w:t>
       </w:r>
       <w:r>
         <w:rPr>
@@ -7987,7 +8678,77 @@
         <w:rPr>
           <w:rFonts w:ascii="宋体" w:eastAsia="宋体" w:hAnsi="宋体"/>
         </w:rPr>
-        <w:t>利用生物数据库中的蛋白功能注释可补充序列无法直接提供的生物学背景信息。Pfam是蛋白质结构域家族数据库，一条蛋白可能属于多个Pfam家族。建模时可通过HMM比对确定蛋白所属的Pfam域，将每种Pfam视为一个特征：若蛋白包含该结构域则赋值1，否则0</w:t>
+        <w:t>利用生物数据库中的蛋白功能注释可补充序列无法直接提供的生物学背景信息。</w:t>
+      </w:r>
+      <w:proofErr w:type="spellStart"/>
+      <w:r>
+        <w:rPr>
+          <w:rFonts w:ascii="宋体" w:eastAsia="宋体" w:hAnsi="宋体"/>
+        </w:rPr>
+        <w:t>Pfam</w:t>
+      </w:r>
+      <w:proofErr w:type="spellEnd"/>
+      <w:r>
+        <w:rPr>
+          <w:rFonts w:ascii="宋体" w:eastAsia="宋体" w:hAnsi="宋体"/>
+        </w:rPr>
+        <w:t>是蛋白质结构域家族数据库，一条蛋白可能属于多个</w:t>
+      </w:r>
+      <w:proofErr w:type="spellStart"/>
+      <w:r>
+        <w:rPr>
+          <w:rFonts w:ascii="宋体" w:eastAsia="宋体" w:hAnsi="宋体"/>
+        </w:rPr>
+        <w:t>Pfam</w:t>
+      </w:r>
+      <w:proofErr w:type="spellEnd"/>
+      <w:r>
+        <w:rPr>
+          <w:rFonts w:ascii="宋体" w:eastAsia="宋体" w:hAnsi="宋体"/>
+        </w:rPr>
+        <w:t>家族。建模时可通过HMM比对确定蛋白所属的</w:t>
+      </w:r>
+      <w:proofErr w:type="spellStart"/>
+      <w:r>
+        <w:rPr>
+          <w:rFonts w:ascii="宋体" w:eastAsia="宋体" w:hAnsi="宋体"/>
+        </w:rPr>
+        <w:t>Pfam</w:t>
+      </w:r>
+      <w:proofErr w:type="spellEnd"/>
+      <w:r>
+        <w:rPr>
+          <w:rFonts w:ascii="宋体" w:eastAsia="宋体" w:hAnsi="宋体"/>
+        </w:rPr>
+        <w:t>域，将每种</w:t>
+      </w:r>
+      <w:proofErr w:type="spellStart"/>
+      <w:r>
+        <w:rPr>
+          <w:rFonts w:ascii="宋体" w:eastAsia="宋体" w:hAnsi="宋体"/>
+        </w:rPr>
+        <w:t>Pfam</w:t>
+      </w:r>
+      <w:proofErr w:type="spellEnd"/>
+      <w:r>
+        <w:rPr>
+          <w:rFonts w:ascii="宋体" w:eastAsia="宋体" w:hAnsi="宋体"/>
+        </w:rPr>
+        <w:t>视为一个特征：若蛋白包含该</w:t>
+      </w:r>
+      <w:proofErr w:type="gramStart"/>
+      <w:r>
+        <w:rPr>
+          <w:rFonts w:ascii="宋体" w:eastAsia="宋体" w:hAnsi="宋体"/>
+        </w:rPr>
+        <w:t>结构域则赋值</w:t>
+      </w:r>
+      <w:proofErr w:type="gramEnd"/>
+      <w:r>
+        <w:rPr>
+          <w:rFonts w:ascii="宋体" w:eastAsia="宋体" w:hAnsi="宋体"/>
+        </w:rPr>
+        <w:t>1，否则0</w:t>
       </w:r>
       <w:r>
         <w:rPr>
@@ -8029,7 +8790,35 @@
         <w:rPr>
           <w:rFonts w:ascii="宋体" w:eastAsia="宋体" w:hAnsi="宋体"/>
         </w:rPr>
-        <w:t>。这样每条蛋白可转化为一个高维0/1向量（维度为所有可能的Pfam总数，实际可选出现过的Pfam集合）表示其结构域组成。同理，Gene Ontology (GO)注释提供蛋白的生物学过程、分子功能和细胞组分信息。可将GO term集合编码为向量，例如为每个可能的GO术语设一维，标记蛋白是否被注释该术语</w:t>
+        <w:t>。这样每条蛋白可转化为一个高维0/1向量（维度为所有可能的</w:t>
+      </w:r>
+      <w:proofErr w:type="spellStart"/>
+      <w:r>
+        <w:rPr>
+          <w:rFonts w:ascii="宋体" w:eastAsia="宋体" w:hAnsi="宋体"/>
+        </w:rPr>
+        <w:t>Pfam</w:t>
+      </w:r>
+      <w:proofErr w:type="spellEnd"/>
+      <w:r>
+        <w:rPr>
+          <w:rFonts w:ascii="宋体" w:eastAsia="宋体" w:hAnsi="宋体"/>
+        </w:rPr>
+        <w:t>总数，实际可选出现过的</w:t>
+      </w:r>
+      <w:proofErr w:type="spellStart"/>
+      <w:r>
+        <w:rPr>
+          <w:rFonts w:ascii="宋体" w:eastAsia="宋体" w:hAnsi="宋体"/>
+        </w:rPr>
+        <w:t>Pfam</w:t>
+      </w:r>
+      <w:proofErr w:type="spellEnd"/>
+      <w:r>
+        <w:rPr>
+          <w:rFonts w:ascii="宋体" w:eastAsia="宋体" w:hAnsi="宋体"/>
+        </w:rPr>
+        <w:t>集合）表示其结构域组成。同理，Gene Ontology (GO)注释提供蛋白的生物学过程、分子功能和细胞组分信息。可将GO term集合编码为向量，例如为每个可能的GO术语设一维，标记蛋白是否被注释该术语</w:t>
       </w:r>
       <w:r>
         <w:rPr>
@@ -8041,7 +8830,21 @@
         <w:rPr>
           <w:rFonts w:ascii="宋体" w:eastAsia="宋体" w:hAnsi="宋体"/>
         </w:rPr>
-        <w:t>。由于GO层次结构较复杂，也有方法将GO注释进一步嵌入低维空间，如根据GO拓扑计算语义相似性矩阵，再用主成分分析等降维。Pfam和GO特征为模型提供了蛋白的功能层面信息，已被用于提升DTI预测性能</w:t>
+        <w:t>。由于GO层次结构较复杂，也有方法将GO注释进一步嵌入低维空间，如根据GO拓扑计算语义相似性矩阵，再用主成分分析等降维。</w:t>
+      </w:r>
+      <w:proofErr w:type="spellStart"/>
+      <w:r>
+        <w:rPr>
+          <w:rFonts w:ascii="宋体" w:eastAsia="宋体" w:hAnsi="宋体"/>
+        </w:rPr>
+        <w:t>Pfam</w:t>
+      </w:r>
+      <w:proofErr w:type="spellEnd"/>
+      <w:r>
+        <w:rPr>
+          <w:rFonts w:ascii="宋体" w:eastAsia="宋体" w:hAnsi="宋体"/>
+        </w:rPr>
+        <w:t>和GO特征为模型提供了蛋白的功能层面信息，已被用于提升DTI预测性能</w:t>
       </w:r>
       <w:r>
         <w:rPr>
@@ -8053,7 +8856,29 @@
         <w:rPr>
           <w:rFonts w:ascii="宋体" w:eastAsia="宋体" w:hAnsi="宋体"/>
         </w:rPr>
-        <w:t>。例如，有工作使用GO注释和Pfam域与序列特征一起作为靶蛋白的输入特征，经特征选择后训练提升了预测准确率</w:t>
+        <w:t>。例如，有工作使用GO注释和</w:t>
+      </w:r>
+      <w:proofErr w:type="spellStart"/>
+      <w:r>
+        <w:rPr>
+          <w:rFonts w:ascii="宋体" w:eastAsia="宋体" w:hAnsi="宋体"/>
+        </w:rPr>
+        <w:t>Pfam</w:t>
+      </w:r>
+      <w:proofErr w:type="spellEnd"/>
+      <w:proofErr w:type="gramStart"/>
+      <w:r>
+        <w:rPr>
+          <w:rFonts w:ascii="宋体" w:eastAsia="宋体" w:hAnsi="宋体"/>
+        </w:rPr>
+        <w:t>域与序列</w:t>
+      </w:r>
+      <w:proofErr w:type="gramEnd"/>
+      <w:r>
+        <w:rPr>
+          <w:rFonts w:ascii="宋体" w:eastAsia="宋体" w:hAnsi="宋体"/>
+        </w:rPr>
+        <w:t>特征一起作为靶蛋白的输入特征，经特征选择后训练提升了预测准确率</w:t>
       </w:r>
       <w:r>
         <w:rPr>
@@ -8093,7 +8918,21 @@
         <w:rPr>
           <w:rFonts w:ascii="宋体" w:eastAsia="宋体" w:hAnsi="宋体"/>
         </w:rPr>
-        <w:t>。这些由PPI网络衍生的特征常与序列/结构特征融合使用，以综合反映蛋白质本身属性和系统水平关系。在一些多模态DTI模型中，研究者将PPI网络、基因共表达网络等与药物化学网络一起纳入，构建异质网络来提升预测性能</w:t>
+        <w:t>。这些由PPI网络衍生的特征常与序列/结构特征融合使用，以综合反映蛋白质本身属性和系统水平关系。在一些多模态DTI模型中，研究者将PPI网络、基因</w:t>
+      </w:r>
+      <w:proofErr w:type="gramStart"/>
+      <w:r>
+        <w:rPr>
+          <w:rFonts w:ascii="宋体" w:eastAsia="宋体" w:hAnsi="宋体"/>
+        </w:rPr>
+        <w:t>共表达</w:t>
+      </w:r>
+      <w:proofErr w:type="gramEnd"/>
+      <w:r>
+        <w:rPr>
+          <w:rFonts w:ascii="宋体" w:eastAsia="宋体" w:hAnsi="宋体"/>
+        </w:rPr>
+        <w:t>网络等与药物化学网络一起纳入，构建异质网络来提升预测性能</w:t>
       </w:r>
       <w:r>
         <w:rPr>
@@ -8181,7 +9020,21 @@
         <w:rPr>
           <w:rFonts w:ascii="宋体" w:eastAsia="宋体" w:hAnsi="宋体" w:hint="eastAsia"/>
         </w:rPr>
-        <w:t>药物间和靶点间的相关性数据集：探索类间和类内的关联</w:t>
+        <w:t>药物间和靶点间的相关性数据集：</w:t>
+      </w:r>
+      <w:proofErr w:type="gramStart"/>
+      <w:r>
+        <w:rPr>
+          <w:rFonts w:ascii="宋体" w:eastAsia="宋体" w:hAnsi="宋体" w:hint="eastAsia"/>
+        </w:rPr>
+        <w:t>探索类间和</w:t>
+      </w:r>
+      <w:proofErr w:type="gramEnd"/>
+      <w:r>
+        <w:rPr>
+          <w:rFonts w:ascii="宋体" w:eastAsia="宋体" w:hAnsi="宋体" w:hint="eastAsia"/>
+        </w:rPr>
+        <w:t>类内的关联</w:t>
       </w:r>
       <w:r>
         <w:rPr>
@@ -8299,11 +9152,19 @@
         </w:rPr>
         <w:t>（2）</w:t>
       </w:r>
-      <w:r>
-        <w:rPr>
-          <w:rFonts w:ascii="宋体" w:eastAsia="宋体" w:hAnsi="宋体" w:hint="eastAsia"/>
-        </w:rPr>
-        <w:t>类间关联（</w:t>
+      <w:proofErr w:type="gramStart"/>
+      <w:r>
+        <w:rPr>
+          <w:rFonts w:ascii="宋体" w:eastAsia="宋体" w:hAnsi="宋体" w:hint="eastAsia"/>
+        </w:rPr>
+        <w:t>类间关联</w:t>
+      </w:r>
+      <w:proofErr w:type="gramEnd"/>
+      <w:r>
+        <w:rPr>
+          <w:rFonts w:ascii="宋体" w:eastAsia="宋体" w:hAnsi="宋体" w:hint="eastAsia"/>
+        </w:rPr>
+        <w:t>（</w:t>
       </w:r>
       <w:r>
         <w:rPr>
@@ -8465,11 +9326,19 @@
         </w:rPr>
         <w:t>Knowledge Graphs）</w:t>
       </w:r>
-      <w:r>
-        <w:rPr>
-          <w:rFonts w:ascii="宋体" w:eastAsia="宋体" w:hAnsi="宋体" w:hint="eastAsia"/>
-        </w:rPr>
-        <w:t>获取类间关联信息。例如</w:t>
+      <w:proofErr w:type="gramStart"/>
+      <w:r>
+        <w:rPr>
+          <w:rFonts w:ascii="宋体" w:eastAsia="宋体" w:hAnsi="宋体" w:hint="eastAsia"/>
+        </w:rPr>
+        <w:t>获取类间关联</w:t>
+      </w:r>
+      <w:proofErr w:type="gramEnd"/>
+      <w:r>
+        <w:rPr>
+          <w:rFonts w:ascii="宋体" w:eastAsia="宋体" w:hAnsi="宋体" w:hint="eastAsia"/>
+        </w:rPr>
+        <w:t>信息。例如</w:t>
       </w:r>
       <w:r>
         <w:rPr>
@@ -8487,7 +9356,35 @@
         <w:rPr>
           <w:rFonts w:ascii="宋体" w:eastAsia="宋体" w:hAnsi="宋体"/>
         </w:rPr>
-        <w:t>结构将药物、靶点及其属性关联起来（如 DrugBank, ChEMBL 数据库）。</w:t>
+        <w:t xml:space="preserve">结构将药物、靶点及其属性关联起来（如 </w:t>
+      </w:r>
+      <w:proofErr w:type="spellStart"/>
+      <w:r>
+        <w:rPr>
+          <w:rFonts w:ascii="宋体" w:eastAsia="宋体" w:hAnsi="宋体"/>
+        </w:rPr>
+        <w:t>DrugBank</w:t>
+      </w:r>
+      <w:proofErr w:type="spellEnd"/>
+      <w:r>
+        <w:rPr>
+          <w:rFonts w:ascii="宋体" w:eastAsia="宋体" w:hAnsi="宋体"/>
+        </w:rPr>
+        <w:t xml:space="preserve">, </w:t>
+      </w:r>
+      <w:proofErr w:type="spellStart"/>
+      <w:r>
+        <w:rPr>
+          <w:rFonts w:ascii="宋体" w:eastAsia="宋体" w:hAnsi="宋体"/>
+        </w:rPr>
+        <w:t>ChEMBL</w:t>
+      </w:r>
+      <w:proofErr w:type="spellEnd"/>
+      <w:r>
+        <w:rPr>
+          <w:rFonts w:ascii="宋体" w:eastAsia="宋体" w:hAnsi="宋体"/>
+        </w:rPr>
+        <w:t xml:space="preserve"> 数据库）。</w:t>
       </w:r>
     </w:p>
     <w:p>
@@ -8527,7 +9424,21 @@
         <w:rPr>
           <w:rFonts w:ascii="宋体" w:eastAsia="宋体" w:hAnsi="宋体" w:hint="eastAsia"/>
         </w:rPr>
-        <w:t>仅使用药物指纹或化学结构信息（如分子图）进行预测</w:t>
+        <w:t>仅使用药物指纹或化学结构信息（</w:t>
+      </w:r>
+      <w:proofErr w:type="gramStart"/>
+      <w:r>
+        <w:rPr>
+          <w:rFonts w:ascii="宋体" w:eastAsia="宋体" w:hAnsi="宋体" w:hint="eastAsia"/>
+        </w:rPr>
+        <w:t>如分子图</w:t>
+      </w:r>
+      <w:proofErr w:type="gramEnd"/>
+      <w:r>
+        <w:rPr>
+          <w:rFonts w:ascii="宋体" w:eastAsia="宋体" w:hAnsi="宋体" w:hint="eastAsia"/>
+        </w:rPr>
+        <w:t>）进行预测</w:t>
       </w:r>
       <w:r>
         <w:rPr>
@@ -8616,7 +9527,21 @@
           <w:rFonts w:ascii="宋体" w:eastAsia="宋体" w:hAnsi="宋体" w:hint="eastAsia"/>
         </w:rPr>
         <w:lastRenderedPageBreak/>
-        <w:t>不同数据模式的选择取决于可用的数据类型、预测目标和计算资源。例如，如果已有高质量的蛋白质三维结构，则基于结构的预测（如分子对接）可能更可靠；如果目标是大规模筛选，则基于深度学习的高通量预测更高效。</w:t>
+        <w:t>不同数据模式的选择取决于可用的数据类型、预测目标和计算资源。例如，如果已有高质量的蛋白质三维结构，则基于结构的预测（</w:t>
+      </w:r>
+      <w:proofErr w:type="gramStart"/>
+      <w:r>
+        <w:rPr>
+          <w:rFonts w:ascii="宋体" w:eastAsia="宋体" w:hAnsi="宋体" w:hint="eastAsia"/>
+        </w:rPr>
+        <w:t>如分子</w:t>
+      </w:r>
+      <w:proofErr w:type="gramEnd"/>
+      <w:r>
+        <w:rPr>
+          <w:rFonts w:ascii="宋体" w:eastAsia="宋体" w:hAnsi="宋体" w:hint="eastAsia"/>
+        </w:rPr>
+        <w:t>对接）可能更可靠；如果目标是大规模筛选，则基于深度学习的高通量预测更高效。</w:t>
       </w:r>
     </w:p>
     <w:p>
@@ -8650,7 +9575,21 @@
         <w:rPr>
           <w:rFonts w:ascii="宋体" w:eastAsia="宋体" w:hAnsi="宋体"/>
         </w:rPr>
-        <w:t>-靶点相互作用研究的深入，传统的“一药一靶点”模式已不再适用。一种蛋白质可能对应多个靶点</w:t>
+        <w:t>-靶点相互作用研究的深入，传统的“一药</w:t>
+      </w:r>
+      <w:proofErr w:type="gramStart"/>
+      <w:r>
+        <w:rPr>
+          <w:rFonts w:ascii="宋体" w:eastAsia="宋体" w:hAnsi="宋体"/>
+        </w:rPr>
+        <w:t>一</w:t>
+      </w:r>
+      <w:proofErr w:type="gramEnd"/>
+      <w:r>
+        <w:rPr>
+          <w:rFonts w:ascii="宋体" w:eastAsia="宋体" w:hAnsi="宋体"/>
+        </w:rPr>
+        <w:t>靶点”模式已不再适用。一种蛋白质可能对应多个靶点</w:t>
       </w:r>
       <w:r>
         <w:rPr>
@@ -8777,7 +9716,21 @@
         <w:rPr>
           <w:rFonts w:ascii="宋体" w:eastAsia="宋体" w:hAnsi="宋体" w:hint="eastAsia"/>
         </w:rPr>
-        <w:t>。相反，如今的研究人员更注重同时挖掘药物和靶点的信息，以从药物和靶点的双方尽可能多地获取潜在的相关信息。研究内容从类内扩展到了类间。与此同时，随着对用于预测</w:t>
+        <w:t>。相反，如今的研究人员更注重同时挖掘药物和靶点的信息，以从药物和靶点的双方尽可能多地获取潜在的相关信息。研究</w:t>
+      </w:r>
+      <w:proofErr w:type="gramStart"/>
+      <w:r>
+        <w:rPr>
+          <w:rFonts w:ascii="宋体" w:eastAsia="宋体" w:hAnsi="宋体" w:hint="eastAsia"/>
+        </w:rPr>
+        <w:t>内容从类内</w:t>
+      </w:r>
+      <w:proofErr w:type="gramEnd"/>
+      <w:r>
+        <w:rPr>
+          <w:rFonts w:ascii="宋体" w:eastAsia="宋体" w:hAnsi="宋体" w:hint="eastAsia"/>
+        </w:rPr>
+        <w:t>扩展到了类间。与此同时，随着对用于预测</w:t>
       </w:r>
       <w:r>
         <w:rPr>
@@ -8913,7 +9866,21 @@
         <w:rPr>
           <w:rFonts w:ascii="宋体" w:eastAsia="宋体" w:hAnsi="宋体" w:hint="eastAsia"/>
         </w:rPr>
-        <w:t>尽管这些数据集类型丰富、来源广泛且模态多样，但在实际模型训练过程中也存在一些问题。</w:t>
+        <w:t>尽管这些数据</w:t>
+      </w:r>
+      <w:proofErr w:type="gramStart"/>
+      <w:r>
+        <w:rPr>
+          <w:rFonts w:ascii="宋体" w:eastAsia="宋体" w:hAnsi="宋体" w:hint="eastAsia"/>
+        </w:rPr>
+        <w:t>集类型</w:t>
+      </w:r>
+      <w:proofErr w:type="gramEnd"/>
+      <w:r>
+        <w:rPr>
+          <w:rFonts w:ascii="宋体" w:eastAsia="宋体" w:hAnsi="宋体" w:hint="eastAsia"/>
+        </w:rPr>
+        <w:t>丰富、来源广泛且模态多样，但在实际模型训练过程中也存在一些问题。</w:t>
       </w:r>
       <w:r>
         <w:rPr>
@@ -9080,8 +10047,16 @@
         <w:rPr>
           <w:rFonts w:ascii="宋体" w:eastAsia="宋体" w:hAnsi="宋体" w:hint="eastAsia"/>
         </w:rPr>
-        <w:t>）关系通常以二元分类关系来表示，因此非常适合一些传统的分类算法。传统的机器学习方法，包括支持向量机</w:t>
-      </w:r>
+        <w:t>）关系通常以二元分类关系来表示，因此非常适合一些传统的分类算法。传统的机器学习方法，包括支持</w:t>
+      </w:r>
+      <w:proofErr w:type="gramStart"/>
+      <w:r>
+        <w:rPr>
+          <w:rFonts w:ascii="宋体" w:eastAsia="宋体" w:hAnsi="宋体" w:hint="eastAsia"/>
+        </w:rPr>
+        <w:t>向量机</w:t>
+      </w:r>
+      <w:proofErr w:type="gramEnd"/>
       <w:r>
         <w:rPr>
           <w:rFonts w:ascii="宋体" w:eastAsia="宋体" w:hAnsi="宋体" w:hint="eastAsia"/>
@@ -9230,7 +10205,21 @@
         <w:rPr>
           <w:rFonts w:ascii="宋体" w:eastAsia="宋体" w:hAnsi="宋体" w:hint="eastAsia"/>
         </w:rPr>
-        <w:t>支持向量机是一种广泛用于分类问题的算法，它试图找到一个超平面，以最大化正样本和负样本之间的间隔，从而实现分类任务。随机森林和梯度提升树是一种集成方法，能够处理复杂的非线性关系和高维特征空间，并能高效地进行分类预测。</w:t>
+        <w:t>支持</w:t>
+      </w:r>
+      <w:proofErr w:type="gramStart"/>
+      <w:r>
+        <w:rPr>
+          <w:rFonts w:ascii="宋体" w:eastAsia="宋体" w:hAnsi="宋体" w:hint="eastAsia"/>
+        </w:rPr>
+        <w:t>向量机</w:t>
+      </w:r>
+      <w:proofErr w:type="gramEnd"/>
+      <w:r>
+        <w:rPr>
+          <w:rFonts w:ascii="宋体" w:eastAsia="宋体" w:hAnsi="宋体" w:hint="eastAsia"/>
+        </w:rPr>
+        <w:t>是一种广泛用于分类问题的算法，它试图找到一个超平面，以最大化正样本和负样本之间的间隔，从而实现分类任务。随机森林和梯度提升树是一种集成方法，能够处理复杂的非线性关系和高维特征空间，并能高效地进行分类预测。</w:t>
       </w:r>
       <w:r>
         <w:rPr>
@@ -9325,7 +10314,35 @@
           <w:rFonts w:ascii="宋体" w:eastAsia="宋体" w:hAnsi="宋体" w:hint="eastAsia"/>
         </w:rPr>
         <w:lastRenderedPageBreak/>
-        <w:t>重要。为应对这些挑战，我们提出了一种深度学习网络结构MolLoG，主要由两个模块组成：局部特征编码器（LFE）和全局交互学习（GIL）。在LFE 模块中，图卷积网络和跳跃块分别捕获药物和蛋白质分子的局部特征。GIL 模块能够高效地融合特征信息，促进全局学习特征结构语义，并为来自两种模态的抽象特征获取多头注意力权重，为黑箱结果提供生物学相关的解释。最后，通过多层感知机对统一表示进行解码以获得预测结果。</w:t>
+        <w:t>重要。为应对这些挑战，我们提出了一种深度学习网络结构</w:t>
+      </w:r>
+      <w:proofErr w:type="spellStart"/>
+      <w:r>
+        <w:rPr>
+          <w:rFonts w:ascii="宋体" w:eastAsia="宋体" w:hAnsi="宋体" w:hint="eastAsia"/>
+        </w:rPr>
+        <w:t>MolLoG</w:t>
+      </w:r>
+      <w:proofErr w:type="spellEnd"/>
+      <w:r>
+        <w:rPr>
+          <w:rFonts w:ascii="宋体" w:eastAsia="宋体" w:hAnsi="宋体" w:hint="eastAsia"/>
+        </w:rPr>
+        <w:t>，主要由两个模块组成：局部特征编码器（LFE）和全局交互学习（GIL）。在LFE 模块中，图卷积网络和跳跃</w:t>
+      </w:r>
+      <w:proofErr w:type="gramStart"/>
+      <w:r>
+        <w:rPr>
+          <w:rFonts w:ascii="宋体" w:eastAsia="宋体" w:hAnsi="宋体" w:hint="eastAsia"/>
+        </w:rPr>
+        <w:t>块分别</w:t>
+      </w:r>
+      <w:proofErr w:type="gramEnd"/>
+      <w:r>
+        <w:rPr>
+          <w:rFonts w:ascii="宋体" w:eastAsia="宋体" w:hAnsi="宋体" w:hint="eastAsia"/>
+        </w:rPr>
+        <w:t>捕获药物和蛋白质分子的局部特征。GIL 模块能够高效地融合特征信息，促进全局学习特征结构语义，并为来自两种模态的抽象特征获取多头注意力权重，为黑箱结果提供生物学相关的解释。最后，通过多层感知机对统一表示进行解码以获得预测结果。</w:t>
       </w:r>
     </w:p>
     <w:p>
@@ -9507,7 +10524,21 @@
         <w:rPr>
           <w:rFonts w:hint="eastAsia"/>
         </w:rPr>
-        <w:t>在整合基于一维序列的特征和基于图的特征时，现有方法通常使用全局池化和简</w:t>
+        <w:t>在整合基于一维序列的特征和基于图的特征时，现有方法通常使用</w:t>
+      </w:r>
+      <w:proofErr w:type="gramStart"/>
+      <w:r>
+        <w:rPr>
+          <w:rFonts w:hint="eastAsia"/>
+        </w:rPr>
+        <w:t>全局池化和</w:t>
+      </w:r>
+      <w:proofErr w:type="gramEnd"/>
+      <w:r>
+        <w:rPr>
+          <w:rFonts w:hint="eastAsia"/>
+        </w:rPr>
+        <w:t>简</w:t>
       </w:r>
       <w:r>
         <w:rPr>
@@ -9673,14 +10704,30 @@
         <w:rPr>
           <w:rFonts w:ascii="宋体" w:eastAsia="宋体" w:hAnsi="宋体" w:hint="eastAsia"/>
         </w:rPr>
-        <w:t>蛋白质及药物分子的一维序列信息使用两个预训练的大模型获取，分别为</w:t>
-      </w:r>
+        <w:t>蛋白质及药物分子的一维序列信息使用两个</w:t>
+      </w:r>
+      <w:proofErr w:type="gramStart"/>
+      <w:r>
+        <w:rPr>
+          <w:rFonts w:ascii="宋体" w:eastAsia="宋体" w:hAnsi="宋体" w:hint="eastAsia"/>
+        </w:rPr>
+        <w:t>预训练</w:t>
+      </w:r>
+      <w:proofErr w:type="gramEnd"/>
+      <w:r>
+        <w:rPr>
+          <w:rFonts w:ascii="宋体" w:eastAsia="宋体" w:hAnsi="宋体" w:hint="eastAsia"/>
+        </w:rPr>
+        <w:t>的大模型获取，分别为</w:t>
+      </w:r>
+      <w:proofErr w:type="spellStart"/>
       <w:r>
         <w:rPr>
           <w:rFonts w:ascii="宋体" w:eastAsia="宋体" w:hAnsi="宋体"/>
         </w:rPr>
         <w:t>ProtTrans</w:t>
       </w:r>
+      <w:proofErr w:type="spellEnd"/>
       <w:r>
         <w:rPr>
           <w:rFonts w:ascii="宋体" w:eastAsia="宋体" w:hAnsi="宋体" w:hint="eastAsia"/>
@@ -9883,7 +10930,21 @@
         <w:rPr>
           <w:rFonts w:ascii="宋体" w:eastAsia="宋体" w:hAnsi="宋体" w:hint="eastAsia"/>
         </w:rPr>
-        <w:t>1展示了本文方法中构建药物图的节点和边特征，这些特征在先前的研究中已被应用于表示药物分子</w:t>
+        <w:t>1展示了本文方法中构建药物图的节点和</w:t>
+      </w:r>
+      <w:proofErr w:type="gramStart"/>
+      <w:r>
+        <w:rPr>
+          <w:rFonts w:ascii="宋体" w:eastAsia="宋体" w:hAnsi="宋体" w:hint="eastAsia"/>
+        </w:rPr>
+        <w:t>边</w:t>
+      </w:r>
+      <w:proofErr w:type="gramEnd"/>
+      <w:r>
+        <w:rPr>
+          <w:rFonts w:ascii="宋体" w:eastAsia="宋体" w:hAnsi="宋体" w:hint="eastAsia"/>
+        </w:rPr>
+        <w:t>特征，这些特征在先前的研究中已被应用于表示药物分子</w:t>
       </w:r>
       <w:r>
         <w:rPr>
@@ -10117,7 +11178,21 @@
         <w:rPr>
           <w:rFonts w:ascii="宋体" w:eastAsia="宋体" w:hAnsi="宋体" w:hint="eastAsia"/>
         </w:rPr>
-        <w:t>药物分子的特征信息可以通过化学工具包rdkit获取。</w:t>
+        <w:t>药物分子的特征信息可以通过化学工具包</w:t>
+      </w:r>
+      <w:proofErr w:type="spellStart"/>
+      <w:r>
+        <w:rPr>
+          <w:rFonts w:ascii="宋体" w:eastAsia="宋体" w:hAnsi="宋体" w:hint="eastAsia"/>
+        </w:rPr>
+        <w:t>rdkit</w:t>
+      </w:r>
+      <w:proofErr w:type="spellEnd"/>
+      <w:r>
+        <w:rPr>
+          <w:rFonts w:ascii="宋体" w:eastAsia="宋体" w:hAnsi="宋体" w:hint="eastAsia"/>
+        </w:rPr>
+        <w:t>获取。</w:t>
       </w:r>
     </w:p>
     <w:p>
@@ -10665,7 +11740,21 @@
               <w:rPr>
                 <w:rFonts w:ascii="宋体" w:eastAsia="宋体" w:hAnsi="宋体"/>
               </w:rPr>
-              <w:t>'sp', 'sp2', 'sp3', 'sp3d', 'sp3d2', 'other'</w:t>
+              <w:t>'</w:t>
+            </w:r>
+            <w:proofErr w:type="spellStart"/>
+            <w:r>
+              <w:rPr>
+                <w:rFonts w:ascii="宋体" w:eastAsia="宋体" w:hAnsi="宋体"/>
+              </w:rPr>
+              <w:t>sp</w:t>
+            </w:r>
+            <w:proofErr w:type="spellEnd"/>
+            <w:r>
+              <w:rPr>
+                <w:rFonts w:ascii="宋体" w:eastAsia="宋体" w:hAnsi="宋体"/>
+              </w:rPr>
+              <w:t>', 'sp2', 'sp3', 'sp3d', 'sp3d2', 'other'</w:t>
             </w:r>
           </w:p>
         </w:tc>
@@ -10796,12 +11885,14 @@
                 <w:rFonts w:ascii="宋体" w:eastAsia="宋体" w:hAnsi="宋体" w:hint="eastAsia"/>
               </w:rPr>
             </w:pPr>
+            <w:proofErr w:type="gramStart"/>
             <w:r>
               <w:rPr>
                 <w:rFonts w:ascii="宋体" w:eastAsia="宋体" w:hAnsi="宋体"/>
               </w:rPr>
               <w:t>总氢数</w:t>
             </w:r>
+            <w:proofErr w:type="gramEnd"/>
           </w:p>
         </w:tc>
         <w:tc>
@@ -10939,6 +12030,7 @@
                 <w:bCs/>
               </w:rPr>
             </w:pPr>
+            <w:proofErr w:type="gramStart"/>
             <w:r>
               <w:rPr>
                 <w:rStyle w:val="af9"/>
@@ -10953,6 +12045,7 @@
               </w:rPr>
               <w:t>边特征</w:t>
             </w:r>
+            <w:proofErr w:type="gramEnd"/>
           </w:p>
         </w:tc>
         <w:tc>
@@ -10966,6 +12059,7 @@
                 <w:rFonts w:ascii="宋体" w:eastAsia="宋体" w:hAnsi="宋体" w:hint="eastAsia"/>
               </w:rPr>
             </w:pPr>
+            <w:proofErr w:type="gramStart"/>
             <w:r>
               <w:rPr>
                 <w:rFonts w:ascii="Segoe UI" w:hAnsi="Segoe UI" w:cs="Segoe UI"/>
@@ -10976,6 +12070,7 @@
               </w:rPr>
               <w:t>键类型</w:t>
             </w:r>
+            <w:proofErr w:type="gramEnd"/>
           </w:p>
         </w:tc>
         <w:tc>
@@ -11782,7 +12877,21 @@
         <w:rPr>
           <w:rFonts w:ascii="宋体" w:eastAsia="宋体" w:hAnsi="宋体" w:hint="eastAsia"/>
         </w:rPr>
-        <w:t>蛋白质的特征信息可以通过工具包MDAnalysis获取。</w:t>
+        <w:t>蛋白质的特征信息可以通过工具包</w:t>
+      </w:r>
+      <w:proofErr w:type="spellStart"/>
+      <w:r>
+        <w:rPr>
+          <w:rFonts w:ascii="宋体" w:eastAsia="宋体" w:hAnsi="宋体" w:hint="eastAsia"/>
+        </w:rPr>
+        <w:t>MDAnalysis</w:t>
+      </w:r>
+      <w:proofErr w:type="spellEnd"/>
+      <w:r>
+        <w:rPr>
+          <w:rFonts w:ascii="宋体" w:eastAsia="宋体" w:hAnsi="宋体" w:hint="eastAsia"/>
+        </w:rPr>
+        <w:t>获取。</w:t>
       </w:r>
     </w:p>
     <w:p>
@@ -11969,7 +13078,18 @@
                 <w:shd w:val="clear" w:color="auto" w:fill="FFFFFF"/>
               </w:rPr>
               <w:br/>
-              <w:t xml:space="preserve"> 'TRP', 'SER', 'THR', 'CYS'</w:t>
+              <w:t xml:space="preserve"> 'TRP', 'SER', 'THR', 'CYS</w:t>
+            </w:r>
+            <w:proofErr w:type="gramStart"/>
+            <w:r>
+              <w:rPr>
+                <w:rFonts w:ascii="Segoe UI" w:hAnsi="Segoe UI" w:cs="Segoe UI"/>
+                <w:color w:val="0D0D0D"/>
+                <w:sz w:val="21"/>
+                <w:szCs w:val="21"/>
+                <w:shd w:val="clear" w:color="auto" w:fill="FFFFFF"/>
+              </w:rPr>
+              <w:t>'</w:t>
             </w:r>
             <w:r>
               <w:rPr>
@@ -11991,6 +13111,7 @@
               </w:rPr>
               <w:t>…</w:t>
             </w:r>
+            <w:proofErr w:type="gramEnd"/>
             <w:r>
               <w:rPr>
                 <w:rFonts w:ascii="Segoe UI" w:hAnsi="Segoe UI" w:cs="Segoe UI" w:hint="eastAsia"/>
@@ -12369,8 +13490,20 @@
                 <w:szCs w:val="21"/>
                 <w:shd w:val="clear" w:color="auto" w:fill="FFFFFF"/>
               </w:rPr>
-              <w:t>phi’</w:t>
+              <w:t>phi</w:t>
             </w:r>
+            <w:proofErr w:type="gramStart"/>
+            <w:r>
+              <w:rPr>
+                <w:rFonts w:ascii="Segoe UI" w:hAnsi="Segoe UI" w:cs="Segoe UI"/>
+                <w:color w:val="0D0D0D"/>
+                <w:sz w:val="21"/>
+                <w:szCs w:val="21"/>
+                <w:shd w:val="clear" w:color="auto" w:fill="FFFFFF"/>
+              </w:rPr>
+              <w:t>’</w:t>
+            </w:r>
+            <w:proofErr w:type="gramEnd"/>
             <w:r>
               <w:rPr>
                 <w:rFonts w:ascii="Segoe UI" w:hAnsi="Segoe UI" w:cs="Segoe UI"/>
@@ -12482,6 +13615,7 @@
                 <w:bCs/>
               </w:rPr>
             </w:pPr>
+            <w:proofErr w:type="gramStart"/>
             <w:r>
               <w:rPr>
                 <w:rStyle w:val="af9"/>
@@ -12496,6 +13630,7 @@
               </w:rPr>
               <w:t>边特征</w:t>
             </w:r>
+            <w:proofErr w:type="gramEnd"/>
           </w:p>
         </w:tc>
         <w:tc>
@@ -14721,7 +15856,15 @@
         </m:sSup>
       </m:oMath>
       <w:r>
-        <w:t>，它们之间的归一化Smith–Waterma得分表示</w:t>
+        <w:t>，它们之间的归一化Smith–</w:t>
+      </w:r>
+      <w:proofErr w:type="spellStart"/>
+      <w:r>
+        <w:t>Waterma</w:t>
+      </w:r>
+      <w:proofErr w:type="spellEnd"/>
+      <w:r>
+        <w:t>得分表示</w:t>
       </w:r>
       <m:oMath>
         <m:r>
@@ -15980,7 +17123,35 @@
         <w:rPr>
           <w:rFonts w:hint="eastAsia"/>
         </w:rPr>
-        <w:t>图 1 展示了方法的流程图。图中三个绿色虚线框表示筛选框架中使用的数据资源；其中蛋白质不相似度和化合物不相似度分别被计算，以对每个候选负样本赋予一个综合评分。负样本筛选过程可以总结如下：</w:t>
+        <w:t>图 1 展示了方法的流程图。图中三个绿色虚线框表示筛选框架中使用的数据资源；其中蛋白质</w:t>
+      </w:r>
+      <w:proofErr w:type="gramStart"/>
+      <w:r>
+        <w:rPr>
+          <w:rFonts w:hint="eastAsia"/>
+        </w:rPr>
+        <w:t>不</w:t>
+      </w:r>
+      <w:proofErr w:type="gramEnd"/>
+      <w:r>
+        <w:rPr>
+          <w:rFonts w:hint="eastAsia"/>
+        </w:rPr>
+        <w:t>相似度和化合物</w:t>
+      </w:r>
+      <w:proofErr w:type="gramStart"/>
+      <w:r>
+        <w:rPr>
+          <w:rFonts w:hint="eastAsia"/>
+        </w:rPr>
+        <w:t>不</w:t>
+      </w:r>
+      <w:proofErr w:type="gramEnd"/>
+      <w:r>
+        <w:rPr>
+          <w:rFonts w:hint="eastAsia"/>
+        </w:rPr>
+        <w:t>相似度分别被计算，以对每个候选负样本赋予一个综合评分。负样本筛选过程可以总结如下：</w:t>
       </w:r>
     </w:p>
     <w:p>
@@ -16352,7 +17523,21 @@
         <w:rPr>
           <w:rFonts w:hint="eastAsia"/>
         </w:rPr>
-        <w:t>表示二者之间的距离（不相似度），用于说明筛选过程。图 2 展示了距离</w:t>
+        <w:t>表示二者之间的距离（</w:t>
+      </w:r>
+      <w:proofErr w:type="gramStart"/>
+      <w:r>
+        <w:rPr>
+          <w:rFonts w:hint="eastAsia"/>
+        </w:rPr>
+        <w:t>不</w:t>
+      </w:r>
+      <w:proofErr w:type="gramEnd"/>
+      <w:r>
+        <w:rPr>
+          <w:rFonts w:hint="eastAsia"/>
+        </w:rPr>
+        <w:t>相似度），用于说明筛选过程。图 2 展示了距离</w:t>
       </w:r>
       <m:oMath>
         <m:sSub>
@@ -18220,8 +19405,13 @@
           </m:sub>
         </m:sSub>
       </m:oMath>
-      <w:r>
-        <w:t>不靶向蛋白质</w:t>
+      <w:proofErr w:type="gramStart"/>
+      <w:r>
+        <w:t>不</w:t>
+      </w:r>
+      <w:proofErr w:type="gramEnd"/>
+      <w:r>
+        <w:t>靶向蛋白质</w:t>
       </w:r>
       <m:oMath>
         <m:sSub>
@@ -18372,8 +19562,13 @@
         <w:t xml:space="preserve">(3) </w:t>
       </w:r>
       <w:r>
-        <w:t>从两个人工整理的数据库中构建正相互作用集：DrugBank</w:t>
-      </w:r>
+        <w:t>从两个人工整理的数据库中构建正相互作用集：</w:t>
+      </w:r>
+      <w:proofErr w:type="spellStart"/>
+      <w:r>
+        <w:t>DrugBank</w:t>
+      </w:r>
+      <w:proofErr w:type="spellEnd"/>
       <w:r>
         <w:rPr>
           <w:rFonts w:hint="eastAsia"/>
@@ -18680,7 +19875,15 @@
         </m:sSub>
       </m:oMath>
       <w:r>
-        <w:t>的置信度值通过相似的蛋白质和</w:t>
+        <w:t>的置信度</w:t>
+      </w:r>
+      <w:proofErr w:type="gramStart"/>
+      <w:r>
+        <w:t>值通过</w:t>
+      </w:r>
+      <w:proofErr w:type="gramEnd"/>
+      <w:r>
+        <w:t>相似的蛋白质和</w:t>
       </w:r>
       <w:r>
         <w:rPr>
@@ -19059,7 +20262,15 @@
         </w:rPr>
       </w:pPr>
       <w:r>
-        <w:t>已有研究表明，化合物之间即便具有高度相似的结构，也可能表现出截然不同的生物活性（即“活性断崖”现象），反之亦然，不同骨架的化合物也可能靶向同一类蛋白（即“骨架跳跃”）</w:t>
+        <w:t>已有研究表明，化合物之间</w:t>
+      </w:r>
+      <w:proofErr w:type="gramStart"/>
+      <w:r>
+        <w:t>即便具有</w:t>
+      </w:r>
+      <w:proofErr w:type="gramEnd"/>
+      <w:r>
+        <w:t>高度相似的结构，也可能表现出截然不同的生物活性（即“活性断崖”现象），反之亦然，不同骨架的化合物也可能靶向同一类蛋白（即“骨架跳跃”）</w:t>
       </w:r>
       <w:r>
         <w:rPr>
@@ -19145,7 +20356,23 @@
         <w:t xml:space="preserve">(1) </w:t>
       </w:r>
       <w:r>
-        <w:t>最小信息覆盖限制：要求构成候选负样本的化合物和蛋白质，必须分别至少参与 15 条已验证或高置信度预测的相互作用，以确保其特征信息具有足够广度。这一预筛标准可有效避免由于靶点或配体数量过少而导致的误判。应用该限制后，分别获得了</w:t>
+        <w:t>最小信息覆盖限制：要求构成候选负样本的化合物和蛋白质，必须分别至少参与 15 条已验证或高置信</w:t>
+      </w:r>
+      <w:proofErr w:type="gramStart"/>
+      <w:r>
+        <w:t>度预测</w:t>
+      </w:r>
+      <w:proofErr w:type="gramEnd"/>
+      <w:r>
+        <w:t>的相互作用，以确保其特征信息具有足够广度。这一预</w:t>
+      </w:r>
+      <w:proofErr w:type="gramStart"/>
+      <w:r>
+        <w:t>筛标准</w:t>
+      </w:r>
+      <w:proofErr w:type="gramEnd"/>
+      <w:r>
+        <w:t>可有效避免由于靶点或配体数量过少而导致的误判。应用该限制后，分别获得了</w:t>
       </w:r>
       <w:r>
         <w:rPr>
@@ -19231,7 +20458,11 @@
         <w:t>药</w:t>
       </w:r>
       <w:r>
-        <w:t>物未来潜在靶点的特征也更可能显著不同；同理，若某蛋白的已知配体之间差异显著，其真实靶向</w:t>
+        <w:t>物未来潜在靶点的特征也更可能显著不同；同理，若某蛋白的已知配体之间差异显著，其真实靶</w:t>
+      </w:r>
+      <w:proofErr w:type="gramStart"/>
+      <w:r>
+        <w:t>向</w:t>
       </w:r>
       <w:r>
         <w:rPr>
@@ -19239,6 +20470,7 @@
         </w:rPr>
         <w:t>药物</w:t>
       </w:r>
+      <w:proofErr w:type="gramEnd"/>
       <w:r>
         <w:t>也更难以通过结构相似性简单推断。因此，负样本的可信度应与其所涉及已知交互分子的特征差异性成正相关。</w:t>
       </w:r>
@@ -19450,7 +20682,27 @@
         <w:t>药</w:t>
       </w:r>
       <w:r>
-        <w:t>物的已验证/预测靶蛋白数量较少，导致其覆盖的蛋白质特征较为有限时，基于所有已知靶点进行蛋白特征不相似性筛选可能会误排一些实际上为其靶点的蛋白质。从蛋白质角度看，若某一蛋白的已知/预测靶</w:t>
+        <w:t>物的已验证/预测靶蛋白数量较少，导致其覆盖的蛋白质特征较为有限时，基于所有已知靶点进行蛋白特征</w:t>
+      </w:r>
+      <w:proofErr w:type="gramStart"/>
+      <w:r>
+        <w:t>不</w:t>
+      </w:r>
+      <w:proofErr w:type="gramEnd"/>
+      <w:r>
+        <w:t>相似性筛选可能</w:t>
+      </w:r>
+      <w:proofErr w:type="gramStart"/>
+      <w:r>
+        <w:t>会误排一些</w:t>
+      </w:r>
+      <w:proofErr w:type="gramEnd"/>
+      <w:r>
+        <w:t>实际上为其靶点的蛋白质。从蛋白质角度看，若某一蛋白的已知/预测</w:t>
+      </w:r>
+      <w:proofErr w:type="gramStart"/>
+      <w:r>
+        <w:t>靶</w:t>
       </w:r>
       <w:r>
         <w:rPr>
@@ -19459,7 +20711,11 @@
         <w:t>药</w:t>
       </w:r>
       <w:r>
-        <w:t>物数量较少，也可能存在类似问题。因此，</w:t>
+        <w:t>物</w:t>
+      </w:r>
+      <w:proofErr w:type="gramEnd"/>
+      <w:r>
+        <w:t>数量较少，也可能存在类似问题。因此，</w:t>
       </w:r>
       <w:r>
         <w:rPr>
@@ -19468,14 +20724,27 @@
         <w:t>本文</w:t>
       </w:r>
       <w:r>
-        <w:t>要求：每个负样本候选对中的化合物和蛋白质所参与的已验证/预测相互作用数量必须大于一个预设阈值。</w:t>
+        <w:t>要求：每个负样本</w:t>
+      </w:r>
+      <w:proofErr w:type="gramStart"/>
+      <w:r>
+        <w:t>候选对</w:t>
+      </w:r>
+      <w:proofErr w:type="gramEnd"/>
+      <w:r>
+        <w:t>中的化合物和蛋白质所参与的已验证/预测相互作用数量必须大于一个预设阈值。</w:t>
       </w:r>
       <w:r>
         <w:t>当该阈值设定为 15 时，获得了以下用于构建负样本的数据集：</w:t>
       </w:r>
       <w:r>
-        <w:t>human：23392 个</w:t>
-      </w:r>
+        <w:t xml:space="preserve">human：23392 </w:t>
+      </w:r>
+      <w:proofErr w:type="gramStart"/>
+      <w:r>
+        <w:t>个</w:t>
+      </w:r>
+      <w:proofErr w:type="gramEnd"/>
       <w:r>
         <w:rPr>
           <w:rFonts w:hint="eastAsia"/>
@@ -19483,7 +20752,15 @@
         <w:t>药</w:t>
       </w:r>
       <w:r>
-        <w:t>物，10757 个蛋白质</w:t>
+        <w:t xml:space="preserve">物，10757 </w:t>
+      </w:r>
+      <w:proofErr w:type="gramStart"/>
+      <w:r>
+        <w:t>个</w:t>
+      </w:r>
+      <w:proofErr w:type="gramEnd"/>
+      <w:r>
+        <w:t>蛋白质</w:t>
       </w:r>
       <w:r>
         <w:rPr>
@@ -19574,7 +20851,15 @@
         <w:t>本文</w:t>
       </w:r>
       <w:r>
-        <w:t>方法也就越有可能排除更多假阳性</w:t>
+        <w:t>方法也就越有可能排除</w:t>
+      </w:r>
+      <w:proofErr w:type="gramStart"/>
+      <w:r>
+        <w:t>更多假</w:t>
+      </w:r>
+      <w:proofErr w:type="gramEnd"/>
+      <w:r>
+        <w:t>阳性</w:t>
       </w:r>
       <w:r>
         <w:rPr>
@@ -19703,9 +20988,11 @@
           <m:t>n</m:t>
         </m:r>
       </m:oMath>
+      <w:proofErr w:type="gramStart"/>
       <w:r>
         <w:t>个</w:t>
       </w:r>
+      <w:proofErr w:type="gramEnd"/>
       <w:r>
         <w:rPr>
           <w:rFonts w:hint="eastAsia"/>
@@ -19742,7 +21029,11 @@
         </m:r>
       </m:oMath>
       <w:r>
-        <w:t>的卡方分布。在显著性水平为 0.05 的条件下，过滤掉</w:t>
+        <w:t>的卡方分布。在显著性水平为 0.05 的条件下，过滤</w:t>
+      </w:r>
+      <w:proofErr w:type="gramStart"/>
+      <w:r>
+        <w:t>掉</w:t>
       </w:r>
       <w:r>
         <w:rPr>
@@ -19750,6 +21041,7 @@
         </w:rPr>
         <w:t>更多</w:t>
       </w:r>
+      <w:proofErr w:type="gramEnd"/>
       <w:r>
         <w:t>可疑候选</w:t>
       </w:r>
@@ -19800,7 +21092,15 @@
         <w:t>0.9</w:t>
       </w:r>
       <w:r>
-        <w:t>的条件下，获得了 384916 条负样本，涵盖14613个不同的</w:t>
+        <w:t xml:space="preserve">的条件下，获得了 384916 </w:t>
+      </w:r>
+      <w:proofErr w:type="gramStart"/>
+      <w:r>
+        <w:t>条负样本</w:t>
+      </w:r>
+      <w:proofErr w:type="gramEnd"/>
+      <w:r>
+        <w:t>，涵盖14613个不同的</w:t>
       </w:r>
       <w:r>
         <w:rPr>
@@ -19868,7 +21168,15 @@
         <w:t>个</w:t>
       </w:r>
       <w:r>
-        <w:t>负样本，涵盖 5278 个不同的</w:t>
+        <w:t xml:space="preserve">负样本，涵盖 5278 </w:t>
+      </w:r>
+      <w:proofErr w:type="gramStart"/>
+      <w:r>
+        <w:t>个</w:t>
+      </w:r>
+      <w:proofErr w:type="gramEnd"/>
+      <w:r>
+        <w:t>不同的</w:t>
       </w:r>
       <w:r>
         <w:rPr>
@@ -19877,7 +21185,15 @@
         <w:t>药</w:t>
       </w:r>
       <w:r>
-        <w:t>物和2224 个不同的蛋白质。</w:t>
+        <w:t xml:space="preserve">物和2224 </w:t>
+      </w:r>
+      <w:proofErr w:type="gramStart"/>
+      <w:r>
+        <w:t>个</w:t>
+      </w:r>
+      <w:proofErr w:type="gramEnd"/>
+      <w:r>
+        <w:t>不同的蛋白质。</w:t>
       </w:r>
     </w:p>
     <w:p>
@@ -19944,7 +21260,14 @@
         <w:rPr>
           <w:rFonts w:ascii="宋体" w:eastAsia="宋体" w:hAnsi="宋体" w:hint="eastAsia"/>
         </w:rPr>
-        <w:t>等人</w:t>
+        <w:t>等</w:t>
+      </w:r>
+      <w:r>
+        <w:rPr>
+          <w:rFonts w:ascii="宋体" w:eastAsia="宋体" w:hAnsi="宋体" w:hint="eastAsia"/>
+        </w:rPr>
+        <w:lastRenderedPageBreak/>
+        <w:t>人</w:t>
       </w:r>
       <w:r>
         <w:rPr>
@@ -20028,14 +21351,7 @@
         <w:rPr>
           <w:rFonts w:ascii="宋体" w:eastAsia="宋体" w:hAnsi="宋体" w:hint="eastAsia"/>
         </w:rPr>
-        <w:t>通过比较多种机器学习和深度学习方法发现，随机欠采样方法会影响模型性能，</w:t>
-      </w:r>
-      <w:r>
-        <w:rPr>
-          <w:rFonts w:ascii="宋体" w:eastAsia="宋体" w:hAnsi="宋体" w:hint="eastAsia"/>
-        </w:rPr>
-        <w:lastRenderedPageBreak/>
-        <w:t>并且在应用数据集重采样技术的情况下，深度学习方法与多种机器学习方法相比，其性能更为出色。</w:t>
+        <w:t>通过比较多种机器学习和深度学习方法发现，随机欠采样方法会影响模型性能，并且在应用数据集重采样技术的情况下，深度学习方法与多种机器学习方法相比，其性能更为出色。</w:t>
       </w:r>
       <w:r>
         <w:rPr>
@@ -20057,7 +21373,77 @@
         <w:rPr>
           <w:rFonts w:ascii="宋体" w:eastAsia="宋体" w:hAnsi="宋体"/>
         </w:rPr>
-        <w:t>尽管DeepMind的AlphaFold在蛋白质三维结构预测方面取得了重大突破，最近甚至实现了来自百万物种的20亿蛋白结构的预测，但现实情况是，高精度的蛋白质三维结构仍只占已知蛋白序列的一小部分。这一局限使得即使是最先进的模型在提取蛋白质特征时，依然不得不继续依赖于CNN、RNN、LSTM等基于序列的特征提取方法，如MolTrans、DeepPurpose、DrugBAN和MCANet等模型。其中，CNN 可提取局部聚合特征，类似于图结构，但随着网络深度加深，会出现梯度消失问题，导致部分浅层知识的丢失。因此，如何在捕捉丰富局部特征的同时融入全局语义和生物背景信息，成为模型设计中的关键挑战。</w:t>
+        <w:t>尽管DeepMind的AlphaFold在蛋白质三维结构预测方面取得了重大突破，最近甚至实现了来自百万物种的20亿蛋白结构的预测，但现实情况是，高精度的蛋白质三维结构仍只占已知蛋白序列的</w:t>
+      </w:r>
+      <w:proofErr w:type="gramStart"/>
+      <w:r>
+        <w:rPr>
+          <w:rFonts w:ascii="宋体" w:eastAsia="宋体" w:hAnsi="宋体"/>
+        </w:rPr>
+        <w:t>一</w:t>
+      </w:r>
+      <w:proofErr w:type="gramEnd"/>
+      <w:r>
+        <w:rPr>
+          <w:rFonts w:ascii="宋体" w:eastAsia="宋体" w:hAnsi="宋体"/>
+        </w:rPr>
+        <w:t>小部分。这一局限使得即使是最先进的模型在提取蛋白质特征时，依然不得不继续依赖于CNN、RNN、LSTM等基于序列的特征提取方法，如</w:t>
+      </w:r>
+      <w:proofErr w:type="spellStart"/>
+      <w:r>
+        <w:rPr>
+          <w:rFonts w:ascii="宋体" w:eastAsia="宋体" w:hAnsi="宋体"/>
+        </w:rPr>
+        <w:t>MolTrans</w:t>
+      </w:r>
+      <w:proofErr w:type="spellEnd"/>
+      <w:r>
+        <w:rPr>
+          <w:rFonts w:ascii="宋体" w:eastAsia="宋体" w:hAnsi="宋体"/>
+        </w:rPr>
+        <w:t>、</w:t>
+      </w:r>
+      <w:proofErr w:type="spellStart"/>
+      <w:r>
+        <w:rPr>
+          <w:rFonts w:ascii="宋体" w:eastAsia="宋体" w:hAnsi="宋体"/>
+        </w:rPr>
+        <w:t>DeepPurpose</w:t>
+      </w:r>
+      <w:proofErr w:type="spellEnd"/>
+      <w:r>
+        <w:rPr>
+          <w:rFonts w:ascii="宋体" w:eastAsia="宋体" w:hAnsi="宋体"/>
+        </w:rPr>
+        <w:t>、</w:t>
+      </w:r>
+      <w:proofErr w:type="spellStart"/>
+      <w:r>
+        <w:rPr>
+          <w:rFonts w:ascii="宋体" w:eastAsia="宋体" w:hAnsi="宋体"/>
+        </w:rPr>
+        <w:t>DrugBAN</w:t>
+      </w:r>
+      <w:proofErr w:type="spellEnd"/>
+      <w:r>
+        <w:rPr>
+          <w:rFonts w:ascii="宋体" w:eastAsia="宋体" w:hAnsi="宋体"/>
+        </w:rPr>
+        <w:t>和</w:t>
+      </w:r>
+      <w:proofErr w:type="spellStart"/>
+      <w:r>
+        <w:rPr>
+          <w:rFonts w:ascii="宋体" w:eastAsia="宋体" w:hAnsi="宋体"/>
+        </w:rPr>
+        <w:t>MCANet</w:t>
+      </w:r>
+      <w:proofErr w:type="spellEnd"/>
+      <w:r>
+        <w:rPr>
+          <w:rFonts w:ascii="宋体" w:eastAsia="宋体" w:hAnsi="宋体"/>
+        </w:rPr>
+        <w:t>等模型。其中，CNN 可提取局部聚合特征，类似于图结构，但随着网络深度加深，会出现梯度消失问题，导致部分浅层知识的丢失。因此，如何在捕捉丰富局部特征的同时融入全局语义和生物背景信息，成为模型设计中的关键挑战。</w:t>
       </w:r>
     </w:p>
     <w:p>
@@ -20111,7 +21497,21 @@
         <w:rPr>
           <w:rFonts w:ascii="宋体" w:eastAsia="宋体" w:hAnsi="宋体"/>
         </w:rPr>
-        <w:t>如Lim等人提出的distance-aware图注意力算法，以及DrugBAN模型采用的双线性注意力机制，都在这一方向取得了积极进展。尽管如此，在实际生物环境中，蛋白质与药物间蕴含着丰富的上下文关联，不同位点之间可能存在大量潜在的相互作用。由于氨基酸序列普遍较长，上述模型仍然难以有效捕捉中远距离依赖关系与全局上下文信息。如何充分利用注意力机制，实现全局联合表示并提升模型可解释性，仍是当前研究的一个难点。</w:t>
+        <w:t>如Lim等人提出的distance-aware图注意力算法，以及</w:t>
+      </w:r>
+      <w:proofErr w:type="spellStart"/>
+      <w:r>
+        <w:rPr>
+          <w:rFonts w:ascii="宋体" w:eastAsia="宋体" w:hAnsi="宋体"/>
+        </w:rPr>
+        <w:t>DrugBAN</w:t>
+      </w:r>
+      <w:proofErr w:type="spellEnd"/>
+      <w:r>
+        <w:rPr>
+          <w:rFonts w:ascii="宋体" w:eastAsia="宋体" w:hAnsi="宋体"/>
+        </w:rPr>
+        <w:t>模型采用的双线性注意力机制，都在这一方向取得了积极进展。尽管如此，在实际生物环境中，蛋白质与药物间蕴含着丰富的上下文关联，不同位点之间可能存在大量潜在的相互作用。由于氨基酸序列普遍较长，上述模型仍然难以有效捕捉中远距离依赖关系与全局上下文信息。如何充分利用注意力机制，实现全局联合表示并提升模型可解释性，仍是当前研究的一个难点。</w:t>
       </w:r>
     </w:p>
     <w:p>
@@ -20147,11 +21547,19 @@
         </w:rPr>
         <w:t>，</w:t>
       </w:r>
-      <w:r>
-        <w:rPr>
-          <w:rFonts w:ascii="宋体" w:eastAsia="宋体" w:hAnsi="宋体"/>
-        </w:rPr>
-        <w:t>MolLoG，主要由两个模块组成</w:t>
+      <w:proofErr w:type="spellStart"/>
+      <w:r>
+        <w:rPr>
+          <w:rFonts w:ascii="宋体" w:eastAsia="宋体" w:hAnsi="宋体"/>
+        </w:rPr>
+        <w:t>MolLoG</w:t>
+      </w:r>
+      <w:proofErr w:type="spellEnd"/>
+      <w:r>
+        <w:rPr>
+          <w:rFonts w:ascii="宋体" w:eastAsia="宋体" w:hAnsi="宋体"/>
+        </w:rPr>
+        <w:t>，主要由两个模块组成</w:t>
       </w:r>
       <w:r>
         <w:rPr>
@@ -20203,7 +21611,21 @@
         <w:rPr>
           <w:rFonts w:ascii="宋体" w:eastAsia="宋体" w:hAnsi="宋体"/>
         </w:rPr>
-        <w:t>这种“从局部到全局”的设计显著提升了药物-靶点相互作用（DTI）的预测性能与模型解释能力（如图 1 所示）。总的来说，我们的 MolLoG 模型在两个方面显著优于现有研究：LFE 模块</w:t>
+        <w:t xml:space="preserve">这种“从局部到全局”的设计显著提升了药物-靶点相互作用（DTI）的预测性能与模型解释能力（如图 1 所示）。总的来说，我们的 </w:t>
+      </w:r>
+      <w:proofErr w:type="spellStart"/>
+      <w:r>
+        <w:rPr>
+          <w:rFonts w:ascii="宋体" w:eastAsia="宋体" w:hAnsi="宋体"/>
+        </w:rPr>
+        <w:t>MolLoG</w:t>
+      </w:r>
+      <w:proofErr w:type="spellEnd"/>
+      <w:r>
+        <w:rPr>
+          <w:rFonts w:ascii="宋体" w:eastAsia="宋体" w:hAnsi="宋体"/>
+        </w:rPr>
+        <w:t xml:space="preserve"> 模型在两个方面显著优于现有研究：LFE 模块</w:t>
       </w:r>
       <w:r>
         <w:rPr>
@@ -20311,7 +21733,21 @@
         <w:rPr>
           <w:rFonts w:ascii="宋体" w:eastAsia="宋体" w:hAnsi="宋体"/>
         </w:rPr>
-        <w:t>注意力权重矩阵att，用于可解释性分析。</w:t>
+        <w:t>注意力权重矩阵</w:t>
+      </w:r>
+      <w:proofErr w:type="spellStart"/>
+      <w:r>
+        <w:rPr>
+          <w:rFonts w:ascii="宋体" w:eastAsia="宋体" w:hAnsi="宋体"/>
+        </w:rPr>
+        <w:t>att</w:t>
+      </w:r>
+      <w:proofErr w:type="spellEnd"/>
+      <w:r>
+        <w:rPr>
+          <w:rFonts w:ascii="宋体" w:eastAsia="宋体" w:hAnsi="宋体"/>
+        </w:rPr>
+        <w:t>，用于可解释性分析。</w:t>
       </w:r>
     </w:p>
     <w:p>
@@ -20338,14 +21774,28 @@
         <w:rPr>
           <w:rFonts w:ascii="宋体" w:eastAsia="宋体" w:hAnsi="宋体"/>
         </w:rPr>
-        <w:t>进行处理，最终输出预测概率，并据此判断该药物-蛋白质对是否存在相互作用（二分类：0 或 1）。矩阵att则被用于模型的可解释性研究，例</w:t>
+        <w:t>进行处理，最终输出预测概率，并据此判断该药物-蛋白</w:t>
       </w:r>
       <w:r>
         <w:rPr>
           <w:rFonts w:ascii="宋体" w:eastAsia="宋体" w:hAnsi="宋体"/>
         </w:rPr>
         <w:lastRenderedPageBreak/>
-        <w:t>如识别关键残基或药物子结构。</w:t>
+        <w:t>质对是否存在相互作用（二分类：0 或 1）。矩阵</w:t>
+      </w:r>
+      <w:proofErr w:type="spellStart"/>
+      <w:r>
+        <w:rPr>
+          <w:rFonts w:ascii="宋体" w:eastAsia="宋体" w:hAnsi="宋体"/>
+        </w:rPr>
+        <w:t>att</w:t>
+      </w:r>
+      <w:proofErr w:type="spellEnd"/>
+      <w:r>
+        <w:rPr>
+          <w:rFonts w:ascii="宋体" w:eastAsia="宋体" w:hAnsi="宋体"/>
+        </w:rPr>
+        <w:t>则被用于模型的可解释性研究，例如识别关键残基或药物子结构。</w:t>
       </w:r>
     </w:p>
     <w:p>
@@ -20417,7 +21867,21 @@
         <w:rPr>
           <w:rFonts w:ascii="宋体" w:eastAsia="宋体" w:hAnsi="宋体"/>
         </w:rPr>
-        <w:t>图卷积网络（GCN）用于在图结构数据上进行神经网络建模，它能结合节点自身特征、邻居特征以及图的拓扑结构来更新节点信息。该机制不仅能降低维度，还能有效学习相似药物之间的潜在结构信息。为了规范图的结构，</w:t>
+        <w:t>图卷积网络（GCN）用于在</w:t>
+      </w:r>
+      <w:proofErr w:type="gramStart"/>
+      <w:r>
+        <w:rPr>
+          <w:rFonts w:ascii="宋体" w:eastAsia="宋体" w:hAnsi="宋体"/>
+        </w:rPr>
+        <w:t>图结构</w:t>
+      </w:r>
+      <w:proofErr w:type="gramEnd"/>
+      <w:r>
+        <w:rPr>
+          <w:rFonts w:ascii="宋体" w:eastAsia="宋体" w:hAnsi="宋体"/>
+        </w:rPr>
+        <w:t>数据上进行神经网络建模，它能结合节点自身特征、邻居特征以及图的拓扑结构来更新节点信息。该机制不仅能降低维度，还能有效学习相似药物之间的潜在结构信息。为了规范图的结构，</w:t>
       </w:r>
       <w:r>
         <w:rPr>
@@ -21071,7 +22535,23 @@
           <w:rFonts w:ascii="宋体" w:eastAsia="宋体" w:hAnsi="宋体"/>
           <w:iCs/>
         </w:rPr>
-        <w:t>为 ReLU 激活函数</w:t>
+        <w:t xml:space="preserve">为 </w:t>
+      </w:r>
+      <w:proofErr w:type="spellStart"/>
+      <w:r>
+        <w:rPr>
+          <w:rFonts w:ascii="宋体" w:eastAsia="宋体" w:hAnsi="宋体"/>
+          <w:iCs/>
+        </w:rPr>
+        <w:t>ReLU</w:t>
+      </w:r>
+      <w:proofErr w:type="spellEnd"/>
+      <w:r>
+        <w:rPr>
+          <w:rFonts w:ascii="宋体" w:eastAsia="宋体" w:hAnsi="宋体"/>
+          <w:iCs/>
+        </w:rPr>
+        <w:t xml:space="preserve"> 激活函数</w:t>
       </w:r>
       <w:r>
         <w:rPr>
@@ -22332,7 +23812,23 @@
           <w:rFonts w:ascii="宋体" w:eastAsia="宋体" w:hAnsi="宋体"/>
           <w:iCs/>
         </w:rPr>
-        <w:t>第一个Leap Block：将蛋白序列视为重叠的3-mer（如“MGAGV…ASESKV”变成“MGA”, “GAG”, …）；采用滑动窗口提取短序列特征，卷积感受野从6逐渐增至9；输出经过非线性激活函数（ReLU）、归一化、dropout 等处理；通过 1×1 卷积对输出特征对齐维度，输出记作</w:t>
+        <w:t>第一个Leap Block：将蛋白序列视为重叠的3-mer（如“MGAGV…ASESKV”变成“MGA”, “GAG”, …）；采用滑动窗口提取短序列特征，卷积感受野从6逐渐增至9；输出经过非线性激活函数（</w:t>
+      </w:r>
+      <w:proofErr w:type="spellStart"/>
+      <w:r>
+        <w:rPr>
+          <w:rFonts w:ascii="宋体" w:eastAsia="宋体" w:hAnsi="宋体"/>
+          <w:iCs/>
+        </w:rPr>
+        <w:t>ReLU</w:t>
+      </w:r>
+      <w:proofErr w:type="spellEnd"/>
+      <w:r>
+        <w:rPr>
+          <w:rFonts w:ascii="宋体" w:eastAsia="宋体" w:hAnsi="宋体"/>
+          <w:iCs/>
+        </w:rPr>
+        <w:t>）、归一化、dropout 等处理；通过 1×1 卷积对输出特征对齐维度，输出记作</w:t>
       </w:r>
       <m:oMath>
         <m:sSup>
@@ -22661,6 +24157,7 @@
           <w:rFonts w:ascii="宋体" w:eastAsia="宋体" w:hAnsi="宋体"/>
           <w:iCs/>
         </w:rPr>
+        <w:lastRenderedPageBreak/>
         <w:t>Leap Block 的输出拼接为蛋白质的最终特征矩阵</w:t>
       </w:r>
       <w:r>
@@ -22889,6 +24386,7 @@
           <w:iCs/>
         </w:rPr>
       </w:pPr>
+      <w:proofErr w:type="gramStart"/>
       <w:r>
         <w:rPr>
           <w:rFonts w:ascii="宋体" w:eastAsia="宋体" w:hAnsi="宋体" w:hint="eastAsia"/>
@@ -22901,7 +24399,15 @@
           <w:rFonts w:ascii="宋体" w:eastAsia="宋体" w:hAnsi="宋体"/>
           <w:iCs/>
         </w:rPr>
-        <w:t>最终输出为</w:t>
+        <w:t>最终</w:t>
+      </w:r>
+      <w:proofErr w:type="gramEnd"/>
+      <w:r>
+        <w:rPr>
+          <w:rFonts w:ascii="宋体" w:eastAsia="宋体" w:hAnsi="宋体"/>
+          <w:iCs/>
+        </w:rPr>
+        <w:t>输出为</w:t>
       </w:r>
       <m:oMath>
         <m:sSub>
@@ -23157,8 +24663,16 @@
         <w:rPr>
           <w:rFonts w:ascii="宋体" w:eastAsia="宋体" w:hAnsi="宋体"/>
         </w:rPr>
-        <w:t>来源于分子图结构</w:t>
-      </w:r>
+        <w:t>来源于分子</w:t>
+      </w:r>
+      <w:proofErr w:type="gramStart"/>
+      <w:r>
+        <w:rPr>
+          <w:rFonts w:ascii="宋体" w:eastAsia="宋体" w:hAnsi="宋体"/>
+        </w:rPr>
+        <w:t>图结构</w:t>
+      </w:r>
+      <w:proofErr w:type="gramEnd"/>
       <w:r>
         <w:rPr>
           <w:rFonts w:ascii="宋体" w:eastAsia="宋体" w:hAnsi="宋体" w:hint="eastAsia"/>
@@ -23238,7 +24752,21 @@
         <w:rPr>
           <w:rFonts w:ascii="宋体" w:eastAsia="宋体" w:hAnsi="宋体"/>
         </w:rPr>
-        <w:t>将药物与蛋白质的特征输入一个全连接网络 FCNet 进行特征映射</w:t>
+        <w:t xml:space="preserve">将药物与蛋白质的特征输入一个全连接网络 </w:t>
+      </w:r>
+      <w:proofErr w:type="spellStart"/>
+      <w:r>
+        <w:rPr>
+          <w:rFonts w:ascii="宋体" w:eastAsia="宋体" w:hAnsi="宋体"/>
+        </w:rPr>
+        <w:t>FCNet</w:t>
+      </w:r>
+      <w:proofErr w:type="spellEnd"/>
+      <w:r>
+        <w:rPr>
+          <w:rFonts w:ascii="宋体" w:eastAsia="宋体" w:hAnsi="宋体"/>
+        </w:rPr>
+        <w:t xml:space="preserve"> 进行特征映射</w:t>
       </w:r>
       <w:r>
         <w:rPr>
@@ -23901,7 +25429,21 @@
         <w:rPr>
           <w:rFonts w:ascii="宋体" w:eastAsia="宋体" w:hAnsi="宋体" w:hint="eastAsia"/>
         </w:rPr>
-        <w:t>然后使用缩放点积注意力机制：</w:t>
+        <w:t>然后使用</w:t>
+      </w:r>
+      <w:proofErr w:type="gramStart"/>
+      <w:r>
+        <w:rPr>
+          <w:rFonts w:ascii="宋体" w:eastAsia="宋体" w:hAnsi="宋体" w:hint="eastAsia"/>
+        </w:rPr>
+        <w:t>缩放点积注意力</w:t>
+      </w:r>
+      <w:proofErr w:type="gramEnd"/>
+      <w:r>
+        <w:rPr>
+          <w:rFonts w:ascii="宋体" w:eastAsia="宋体" w:hAnsi="宋体" w:hint="eastAsia"/>
+        </w:rPr>
+        <w:t>机制：</w:t>
       </w:r>
     </w:p>
     <w:p>
@@ -24684,11 +26226,19 @@
         </w:rPr>
         <w:t>，</w:t>
       </w:r>
-      <w:r>
-        <w:rPr>
-          <w:rFonts w:ascii="宋体" w:eastAsia="宋体" w:hAnsi="宋体"/>
-        </w:rPr>
-        <w:t>平均池化以平滑特征并减少空间大小</w:t>
+      <w:proofErr w:type="gramStart"/>
+      <w:r>
+        <w:rPr>
+          <w:rFonts w:ascii="宋体" w:eastAsia="宋体" w:hAnsi="宋体"/>
+        </w:rPr>
+        <w:t>平均池化以</w:t>
+      </w:r>
+      <w:proofErr w:type="gramEnd"/>
+      <w:r>
+        <w:rPr>
+          <w:rFonts w:ascii="宋体" w:eastAsia="宋体" w:hAnsi="宋体"/>
+        </w:rPr>
+        <w:t>平滑特征并减少空间大小</w:t>
       </w:r>
       <w:r>
         <w:rPr>
@@ -24829,7 +26379,21 @@
         <w:rPr>
           <w:rFonts w:ascii="宋体" w:eastAsia="宋体" w:hAnsi="宋体"/>
         </w:rPr>
-        <w:t>使用 SMILES 编码与 RDKit 工具包将药物转换为分子图</w:t>
+        <w:t xml:space="preserve">使用 SMILES 编码与 </w:t>
+      </w:r>
+      <w:proofErr w:type="spellStart"/>
+      <w:r>
+        <w:rPr>
+          <w:rFonts w:ascii="宋体" w:eastAsia="宋体" w:hAnsi="宋体"/>
+        </w:rPr>
+        <w:t>RDKit</w:t>
+      </w:r>
+      <w:proofErr w:type="spellEnd"/>
+      <w:r>
+        <w:rPr>
+          <w:rFonts w:ascii="宋体" w:eastAsia="宋体" w:hAnsi="宋体"/>
+        </w:rPr>
+        <w:t xml:space="preserve"> 工具包将药物转换为分子图</w:t>
       </w:r>
       <w:r>
         <w:rPr>
@@ -24841,7 +26405,21 @@
         <w:rPr>
           <w:rFonts w:ascii="宋体" w:eastAsia="宋体" w:hAnsi="宋体"/>
         </w:rPr>
-        <w:t>统计每个原子的注意力得分，并在分子结构图中高亮关键原子</w:t>
+        <w:t>统计每个原子的注意力得分，并在分子结构图中高</w:t>
+      </w:r>
+      <w:proofErr w:type="gramStart"/>
+      <w:r>
+        <w:rPr>
+          <w:rFonts w:ascii="宋体" w:eastAsia="宋体" w:hAnsi="宋体"/>
+        </w:rPr>
+        <w:t>亮关键</w:t>
+      </w:r>
+      <w:proofErr w:type="gramEnd"/>
+      <w:r>
+        <w:rPr>
+          <w:rFonts w:ascii="宋体" w:eastAsia="宋体" w:hAnsi="宋体"/>
+        </w:rPr>
+        <w:t>原子</w:t>
       </w:r>
       <w:r>
         <w:rPr>
@@ -24933,7 +26511,21 @@
         <w:rPr>
           <w:rFonts w:ascii="宋体" w:eastAsia="宋体" w:hAnsi="宋体"/>
         </w:rPr>
-        <w:t>将其映射回蛋白质的一维残基序列，突出显示关键残基</w:t>
+        <w:t>将其</w:t>
+      </w:r>
+      <w:proofErr w:type="gramStart"/>
+      <w:r>
+        <w:rPr>
+          <w:rFonts w:ascii="宋体" w:eastAsia="宋体" w:hAnsi="宋体"/>
+        </w:rPr>
+        <w:t>映射回</w:t>
+      </w:r>
+      <w:proofErr w:type="gramEnd"/>
+      <w:r>
+        <w:rPr>
+          <w:rFonts w:ascii="宋体" w:eastAsia="宋体" w:hAnsi="宋体"/>
+        </w:rPr>
+        <w:t>蛋白质的一维残基序列，突出显示关键残基</w:t>
       </w:r>
       <w:r>
         <w:rPr>
@@ -24961,7 +26553,21 @@
         <w:rPr>
           <w:rFonts w:ascii="宋体" w:eastAsia="宋体" w:hAnsi="宋体"/>
         </w:rPr>
-        <w:t>采用 PDB 数据库与 PyMol 软件，可视化药物关键原子在分子结构中的空间位置</w:t>
+        <w:t xml:space="preserve">采用 PDB 数据库与 </w:t>
+      </w:r>
+      <w:proofErr w:type="spellStart"/>
+      <w:r>
+        <w:rPr>
+          <w:rFonts w:ascii="宋体" w:eastAsia="宋体" w:hAnsi="宋体"/>
+        </w:rPr>
+        <w:t>PyMol</w:t>
+      </w:r>
+      <w:proofErr w:type="spellEnd"/>
+      <w:r>
+        <w:rPr>
+          <w:rFonts w:ascii="宋体" w:eastAsia="宋体" w:hAnsi="宋体"/>
+        </w:rPr>
+        <w:t xml:space="preserve"> 软件，可视化药物关键原子在分子结构中的空间位置</w:t>
       </w:r>
     </w:p>
     <w:p>
@@ -25268,18 +26874,22 @@
               </w:rPr>
               <w:t>方法</w:t>
             </w:r>
+            <w:proofErr w:type="gramStart"/>
             <w:r>
               <w:t>”</w:t>
             </w:r>
+            <w:proofErr w:type="gramEnd"/>
             <w:r>
               <w:rPr>
                 <w:rFonts w:hint="eastAsia"/>
               </w:rPr>
               <w:t>合成少数群体过度取样技术</w:t>
             </w:r>
+            <w:proofErr w:type="gramStart"/>
             <w:r>
               <w:t>”</w:t>
             </w:r>
+            <w:proofErr w:type="gramEnd"/>
             <w:r>
               <w:rPr>
                 <w:rFonts w:hint="eastAsia"/>
@@ -25419,20 +27029,36 @@
             <w:r>
               <w:t xml:space="preserve">4 </w:t>
             </w:r>
+            <w:proofErr w:type="gramStart"/>
             <w:r>
               <w:rPr>
                 <w:rFonts w:hint="eastAsia"/>
               </w:rPr>
-              <w:t>个训练集和</w:t>
+              <w:t>个</w:t>
+            </w:r>
+            <w:proofErr w:type="gramEnd"/>
+            <w:r>
+              <w:rPr>
+                <w:rFonts w:hint="eastAsia"/>
+              </w:rPr>
+              <w:t>训练集和</w:t>
             </w:r>
             <w:r>
               <w:t xml:space="preserve">1 </w:t>
             </w:r>
+            <w:proofErr w:type="gramStart"/>
             <w:r>
               <w:rPr>
                 <w:rFonts w:hint="eastAsia"/>
               </w:rPr>
-              <w:t>个测试集。</w:t>
+              <w:t>个</w:t>
+            </w:r>
+            <w:proofErr w:type="gramEnd"/>
+            <w:r>
+              <w:rPr>
+                <w:rFonts w:hint="eastAsia"/>
+              </w:rPr>
+              <w:t>测试集。</w:t>
             </w:r>
           </w:p>
         </w:tc>
@@ -25464,7 +27090,35 @@
               <w:rPr>
                 <w:rFonts w:hint="eastAsia"/>
               </w:rPr>
-              <w:t>采用无监督方法，通过迁移学习将药物和靶点的类内及类间交互信息引入预测网络。这种预训练方法在药物</w:t>
+              <w:t>采用无监督方法，通过迁移学习将药物和靶点的类内及</w:t>
+            </w:r>
+            <w:proofErr w:type="gramStart"/>
+            <w:r>
+              <w:rPr>
+                <w:rFonts w:hint="eastAsia"/>
+              </w:rPr>
+              <w:t>类间交互</w:t>
+            </w:r>
+            <w:proofErr w:type="gramEnd"/>
+            <w:r>
+              <w:rPr>
+                <w:rFonts w:hint="eastAsia"/>
+              </w:rPr>
+              <w:t>信息引入预测网络。这种</w:t>
+            </w:r>
+            <w:proofErr w:type="gramStart"/>
+            <w:r>
+              <w:rPr>
+                <w:rFonts w:hint="eastAsia"/>
+              </w:rPr>
+              <w:t>预训练</w:t>
+            </w:r>
+            <w:proofErr w:type="gramEnd"/>
+            <w:r>
+              <w:rPr>
+                <w:rFonts w:hint="eastAsia"/>
+              </w:rPr>
+              <w:t>方法在药物</w:t>
             </w:r>
             <w:r>
               <w:t xml:space="preserve">- </w:t>
@@ -25576,7 +27230,21 @@
         <w:rPr>
           <w:rFonts w:ascii="宋体" w:eastAsia="宋体" w:hAnsi="宋体"/>
         </w:rPr>
-        <w:t>（1）高可信负样本筛选框架：突破以往依赖随机抽样构造负样本的方式，提出一种基于蛋白质和化合物"不相似性"规则的筛选策略，引入交互数量阈值控制与特征差异性统计检验，有效提高负样本的可靠性。</w:t>
+        <w:t>（1）高可信负样本筛选框架：突破以往依赖随机抽样构造负样本的方式，提出一种基于蛋白质和化合物"</w:t>
+      </w:r>
+      <w:proofErr w:type="gramStart"/>
+      <w:r>
+        <w:rPr>
+          <w:rFonts w:ascii="宋体" w:eastAsia="宋体" w:hAnsi="宋体"/>
+        </w:rPr>
+        <w:t>不</w:t>
+      </w:r>
+      <w:proofErr w:type="gramEnd"/>
+      <w:r>
+        <w:rPr>
+          <w:rFonts w:ascii="宋体" w:eastAsia="宋体" w:hAnsi="宋体"/>
+        </w:rPr>
+        <w:t>相似性"规则的筛选策略，引入交互数量阈值控制与特征差异性统计检验，有效提高负样本的可靠性。</w:t>
       </w:r>
     </w:p>
     <w:p>
@@ -25591,14 +27259,42 @@
         <w:rPr>
           <w:rFonts w:ascii="宋体" w:eastAsia="宋体" w:hAnsi="宋体"/>
         </w:rPr>
-        <w:t>（2）面向生物语义的深度交互建模框架 MolLoG：构建局部-全局结合的多模态交互学习模型，使用 GCN 编码化合物分子图结构，Leap Block 深层提取蛋白序列语义，再通过多</w:t>
+        <w:t xml:space="preserve">（2）面向生物语义的深度交互建模框架 </w:t>
+      </w:r>
+      <w:proofErr w:type="spellStart"/>
+      <w:r>
+        <w:rPr>
+          <w:rFonts w:ascii="宋体" w:eastAsia="宋体" w:hAnsi="宋体"/>
+        </w:rPr>
+        <w:t>MolLoG</w:t>
+      </w:r>
+      <w:proofErr w:type="spellEnd"/>
+      <w:r>
+        <w:rPr>
+          <w:rFonts w:ascii="宋体" w:eastAsia="宋体" w:hAnsi="宋体"/>
+        </w:rPr>
+        <w:t>：构建局部-全局结合的多模态交互学习</w:t>
       </w:r>
       <w:r>
         <w:rPr>
           <w:rFonts w:ascii="宋体" w:eastAsia="宋体" w:hAnsi="宋体"/>
         </w:rPr>
         <w:lastRenderedPageBreak/>
-        <w:t>头注意力机制在特征级实现双模态融合，兼顾预测性能与生物可解释性。</w:t>
+        <w:t>模型，使用 GCN 编码化合物分子图结构，Leap Block 深层提取蛋白序列语义，再通过多头注意力机制在</w:t>
+      </w:r>
+      <w:proofErr w:type="gramStart"/>
+      <w:r>
+        <w:rPr>
+          <w:rFonts w:ascii="宋体" w:eastAsia="宋体" w:hAnsi="宋体"/>
+        </w:rPr>
+        <w:t>特征级实现</w:t>
+      </w:r>
+      <w:proofErr w:type="gramEnd"/>
+      <w:r>
+        <w:rPr>
+          <w:rFonts w:ascii="宋体" w:eastAsia="宋体" w:hAnsi="宋体"/>
+        </w:rPr>
+        <w:t>双模态融合，兼顾预测性能与生物可解释性。</w:t>
       </w:r>
     </w:p>
     <w:p>
@@ -25628,7 +27324,35 @@
         <w:rPr>
           <w:rFonts w:ascii="宋体" w:eastAsia="宋体" w:hAnsi="宋体"/>
         </w:rPr>
-        <w:t>（4）分子级可解释性分析方法：基于注意力权重矩阵，提出关键原子/残基定位机制，实现 CPI 预测的结构层面解释，并结合可视化工具（如RDKit, Pymol）进行结构显著性展示。</w:t>
+        <w:t>（4）分子级可解释性分析方法：基于注意力权重矩阵，提出关键原子/残基定位机制，实现 CPI 预测的结构层面解释，并结合可视化工具（如</w:t>
+      </w:r>
+      <w:proofErr w:type="spellStart"/>
+      <w:r>
+        <w:rPr>
+          <w:rFonts w:ascii="宋体" w:eastAsia="宋体" w:hAnsi="宋体"/>
+        </w:rPr>
+        <w:t>RDKit</w:t>
+      </w:r>
+      <w:proofErr w:type="spellEnd"/>
+      <w:r>
+        <w:rPr>
+          <w:rFonts w:ascii="宋体" w:eastAsia="宋体" w:hAnsi="宋体"/>
+        </w:rPr>
+        <w:t xml:space="preserve">, </w:t>
+      </w:r>
+      <w:proofErr w:type="spellStart"/>
+      <w:r>
+        <w:rPr>
+          <w:rFonts w:ascii="宋体" w:eastAsia="宋体" w:hAnsi="宋体"/>
+        </w:rPr>
+        <w:t>Pymol</w:t>
+      </w:r>
+      <w:proofErr w:type="spellEnd"/>
+      <w:r>
+        <w:rPr>
+          <w:rFonts w:ascii="宋体" w:eastAsia="宋体" w:hAnsi="宋体"/>
+        </w:rPr>
+        <w:t>）进行结构显著性展示。</w:t>
       </w:r>
     </w:p>
     <w:p>
@@ -25776,7 +27500,21 @@
         <w:rPr>
           <w:rFonts w:hint="eastAsia"/>
         </w:rPr>
-        <w:t>已收集 DrugBank、Matador、SIDER、PubChem、PFAM、GO 等数据源，可支持模型构建与实验分析；</w:t>
+        <w:t xml:space="preserve">已收集 </w:t>
+      </w:r>
+      <w:proofErr w:type="spellStart"/>
+      <w:r>
+        <w:rPr>
+          <w:rFonts w:hint="eastAsia"/>
+        </w:rPr>
+        <w:t>DrugBank</w:t>
+      </w:r>
+      <w:proofErr w:type="spellEnd"/>
+      <w:r>
+        <w:rPr>
+          <w:rFonts w:hint="eastAsia"/>
+        </w:rPr>
+        <w:t>、Matador、SIDER、PubChem、PFAM、GO 等数据源，可支持模型构建与实验分析；</w:t>
       </w:r>
     </w:p>
     <w:p>
@@ -25821,7 +27559,49 @@
         <w:rPr>
           <w:rFonts w:hint="eastAsia"/>
         </w:rPr>
-        <w:t>已掌握 RDKit、DGL-LifeSci、PyTorch 等主流工具，具备图神经网络、蛋白质序列处理、多模态学习、深度注意力机制等建模能力；</w:t>
+        <w:t xml:space="preserve">已掌握 </w:t>
+      </w:r>
+      <w:proofErr w:type="spellStart"/>
+      <w:r>
+        <w:rPr>
+          <w:rFonts w:hint="eastAsia"/>
+        </w:rPr>
+        <w:t>RDKit</w:t>
+      </w:r>
+      <w:proofErr w:type="spellEnd"/>
+      <w:r>
+        <w:rPr>
+          <w:rFonts w:hint="eastAsia"/>
+        </w:rPr>
+        <w:t>、DGL-</w:t>
+      </w:r>
+      <w:proofErr w:type="spellStart"/>
+      <w:r>
+        <w:rPr>
+          <w:rFonts w:hint="eastAsia"/>
+        </w:rPr>
+        <w:t>LifeSci</w:t>
+      </w:r>
+      <w:proofErr w:type="spellEnd"/>
+      <w:r>
+        <w:rPr>
+          <w:rFonts w:hint="eastAsia"/>
+        </w:rPr>
+        <w:t>、</w:t>
+      </w:r>
+      <w:proofErr w:type="spellStart"/>
+      <w:r>
+        <w:rPr>
+          <w:rFonts w:hint="eastAsia"/>
+        </w:rPr>
+        <w:t>PyTorch</w:t>
+      </w:r>
+      <w:proofErr w:type="spellEnd"/>
+      <w:r>
+        <w:rPr>
+          <w:rFonts w:hint="eastAsia"/>
+        </w:rPr>
+        <w:t xml:space="preserve"> 等主流工具，具备图神经网络、蛋白质序列处理、多模态学习、深度注意力机制等建模能力；</w:t>
       </w:r>
     </w:p>
     <w:p>
@@ -25908,7 +27688,21 @@
         <w:rPr>
           <w:rFonts w:ascii="宋体" w:eastAsia="宋体" w:hAnsi="宋体"/>
         </w:rPr>
-        <w:t>没有结构数据时，配体基方法仍然是主流。</w:t>
+        <w:t>没有结构数据时，配体</w:t>
+      </w:r>
+      <w:proofErr w:type="gramStart"/>
+      <w:r>
+        <w:rPr>
+          <w:rFonts w:ascii="宋体" w:eastAsia="宋体" w:hAnsi="宋体"/>
+        </w:rPr>
+        <w:t>基方法</w:t>
+      </w:r>
+      <w:proofErr w:type="gramEnd"/>
+      <w:r>
+        <w:rPr>
+          <w:rFonts w:ascii="宋体" w:eastAsia="宋体" w:hAnsi="宋体"/>
+        </w:rPr>
+        <w:t>仍然是主流。</w:t>
       </w:r>
     </w:p>
     <w:p>
@@ -25965,7 +27759,21 @@
         <w:rPr>
           <w:rFonts w:ascii="宋体" w:eastAsia="宋体" w:hAnsi="宋体"/>
         </w:rPr>
-        <w:t>传统的相似性匹配、分子对接方法仍然重要，但 DL 结合蛋白质结构和分子特征后，未来可能成为更高效的筛选工具。</w:t>
+        <w:t>传统的相似性匹配、分子对接方法仍然重要，但 DL 结合蛋白</w:t>
+      </w:r>
+      <w:proofErr w:type="gramStart"/>
+      <w:r>
+        <w:rPr>
+          <w:rFonts w:ascii="宋体" w:eastAsia="宋体" w:hAnsi="宋体"/>
+        </w:rPr>
+        <w:t>质结构</w:t>
+      </w:r>
+      <w:proofErr w:type="gramEnd"/>
+      <w:r>
+        <w:rPr>
+          <w:rFonts w:ascii="宋体" w:eastAsia="宋体" w:hAnsi="宋体"/>
+        </w:rPr>
+        <w:t>和分子特征后，未来可能成为更高效的筛选工具。</w:t>
       </w:r>
     </w:p>
     <w:p>
@@ -26258,7 +28066,15 @@
         <w:t>（2）</w:t>
       </w:r>
       <w:r>
-        <w:t>设计提出深度交互学习模型 MolLoG，兼顾预测准确率与生物结构可解释性；</w:t>
+        <w:t xml:space="preserve">设计提出深度交互学习模型 </w:t>
+      </w:r>
+      <w:proofErr w:type="spellStart"/>
+      <w:r>
+        <w:t>MolLoG</w:t>
+      </w:r>
+      <w:proofErr w:type="spellEnd"/>
+      <w:r>
+        <w:t>，兼顾预测准确率与生物结构可解释性；</w:t>
       </w:r>
     </w:p>
     <w:p>
@@ -26719,7 +28535,27 @@
                       <w:sz w:val="24"/>
                       <w14:ligatures w14:val="none"/>
                     </w:rPr>
-                    <w:t>完成开题报告，构建正样本集与特征数据库</w:t>
+                    <w:t>完成开题报告，</w:t>
+                  </w:r>
+                  <w:proofErr w:type="gramStart"/>
+                  <w:r>
+                    <w:rPr>
+                      <w:rFonts w:ascii="宋体" w:eastAsia="宋体" w:hAnsi="宋体" w:cs="宋体"/>
+                      <w:kern w:val="0"/>
+                      <w:sz w:val="24"/>
+                      <w14:ligatures w14:val="none"/>
+                    </w:rPr>
+                    <w:t>构建正</w:t>
+                  </w:r>
+                  <w:proofErr w:type="gramEnd"/>
+                  <w:r>
+                    <w:rPr>
+                      <w:rFonts w:ascii="宋体" w:eastAsia="宋体" w:hAnsi="宋体" w:cs="宋体"/>
+                      <w:kern w:val="0"/>
+                      <w:sz w:val="24"/>
+                      <w14:ligatures w14:val="none"/>
+                    </w:rPr>
+                    <w:t>样本集与特征数据库</w:t>
                   </w:r>
                 </w:p>
               </w:tc>
@@ -26843,7 +28679,27 @@
                       <w:sz w:val="24"/>
                       <w14:ligatures w14:val="none"/>
                     </w:rPr>
-                    <w:t>设计并实现不相似性规则负样本筛选框架，完成初步筛选实验</w:t>
+                    <w:t>设计并实现</w:t>
+                  </w:r>
+                  <w:proofErr w:type="gramStart"/>
+                  <w:r>
+                    <w:rPr>
+                      <w:rFonts w:ascii="宋体" w:eastAsia="宋体" w:hAnsi="宋体" w:cs="宋体"/>
+                      <w:kern w:val="0"/>
+                      <w:sz w:val="24"/>
+                      <w14:ligatures w14:val="none"/>
+                    </w:rPr>
+                    <w:t>不</w:t>
+                  </w:r>
+                  <w:proofErr w:type="gramEnd"/>
+                  <w:r>
+                    <w:rPr>
+                      <w:rFonts w:ascii="宋体" w:eastAsia="宋体" w:hAnsi="宋体" w:cs="宋体"/>
+                      <w:kern w:val="0"/>
+                      <w:sz w:val="24"/>
+                      <w14:ligatures w14:val="none"/>
+                    </w:rPr>
+                    <w:t>相似性规则负样本筛选框架，完成初步筛选实验</w:t>
                   </w:r>
                 </w:p>
               </w:tc>
@@ -27274,7 +29130,27 @@
                       <w:sz w:val="24"/>
                       <w14:ligatures w14:val="none"/>
                     </w:rPr>
-                    <w:t>构建完整 MolLoG 模型结构，完成主干训练</w:t>
+                    <w:t xml:space="preserve">构建完整 </w:t>
+                  </w:r>
+                  <w:proofErr w:type="spellStart"/>
+                  <w:r>
+                    <w:rPr>
+                      <w:rFonts w:ascii="宋体" w:eastAsia="宋体" w:hAnsi="宋体" w:cs="宋体"/>
+                      <w:kern w:val="0"/>
+                      <w:sz w:val="24"/>
+                      <w14:ligatures w14:val="none"/>
+                    </w:rPr>
+                    <w:t>MolLoG</w:t>
+                  </w:r>
+                  <w:proofErr w:type="spellEnd"/>
+                  <w:r>
+                    <w:rPr>
+                      <w:rFonts w:ascii="宋体" w:eastAsia="宋体" w:hAnsi="宋体" w:cs="宋体"/>
+                      <w:kern w:val="0"/>
+                      <w:sz w:val="24"/>
+                      <w14:ligatures w14:val="none"/>
+                    </w:rPr>
+                    <w:t xml:space="preserve"> 模型结构，完成主干训练</w:t>
                   </w:r>
                 </w:p>
               </w:tc>
@@ -27645,7 +29521,27 @@
                       <w:sz w:val="24"/>
                       <w14:ligatures w14:val="none"/>
                     </w:rPr>
-                    <w:t>获得原子/残基级解释结果，形成生物案例分析</w:t>
+                    <w:t>获得原子/残基</w:t>
+                  </w:r>
+                  <w:proofErr w:type="gramStart"/>
+                  <w:r>
+                    <w:rPr>
+                      <w:rFonts w:ascii="宋体" w:eastAsia="宋体" w:hAnsi="宋体" w:cs="宋体"/>
+                      <w:kern w:val="0"/>
+                      <w:sz w:val="24"/>
+                      <w14:ligatures w14:val="none"/>
+                    </w:rPr>
+                    <w:t>级解释</w:t>
+                  </w:r>
+                  <w:proofErr w:type="gramEnd"/>
+                  <w:r>
+                    <w:rPr>
+                      <w:rFonts w:ascii="宋体" w:eastAsia="宋体" w:hAnsi="宋体" w:cs="宋体"/>
+                      <w:kern w:val="0"/>
+                      <w:sz w:val="24"/>
+                      <w14:ligatures w14:val="none"/>
+                    </w:rPr>
+                    <w:t>结果，形成生物案例分析</w:t>
                   </w:r>
                 </w:p>
               </w:tc>
@@ -29044,7 +30940,15 @@
       </w:r>
       <w:r>
         <w:tab/>
-        <w:t>Banerjee A, Zhou Z-H, Papalexakis EE, et al., editors. Proceedings of the 2022 SIAM International Conference on Data Mining (SDM). Philadelphia, PA: Society for Industrial and Applied Mathematics; 2022. https://doi.org/10.1137/1.9781611977172.</w:t>
+        <w:t>Banerjee A, Zhou Z-H, Papalexakis EE, et al., editors. P</w:t>
+      </w:r>
+      <w:bookmarkStart w:id="2" w:name="OLE_LINK3"/>
+      <w:r>
+        <w:t>roceedings of the 2022 SIAM International Conference on Data Mining (SDM)</w:t>
+      </w:r>
+      <w:bookmarkEnd w:id="2"/>
+      <w:r>
+        <w:t>. Philadelphia, PA: Society for Industrial and Applied Mathematics; 2022. https://doi.org/10.1137/1.9781611977172.</w:t>
       </w:r>
     </w:p>
     <w:p>
